--- a/docs/pcaptool学习笔记.docx
+++ b/docs/pcaptool学习笔记.docx
@@ -114,7 +114,15 @@
         <w:rPr>
           <w:b w:val="0"/>
         </w:rPr>
-        <w:t>8. 八、下一阶段预告：解析网络协议头</w:t>
+        <w:t>8. 八、v0.2：解析协议头（以太网 / IPv4 / TCP / UDP / ICMP）逐行讲解</w:t>
+      </w:r>
+    </w:p>
+    <w:p>
+      <w:r>
+        <w:rPr>
+          <w:b w:val="0"/>
+        </w:rPr>
+        <w:t>9. 九、下一阶段预告：协议统计、过滤器与实时抓包</w:t>
       </w:r>
     </w:p>
     <w:p>
@@ -235,9 +243,9 @@
           <w:rFonts w:ascii="Consolas" w:hAnsi="Consolas"/>
           <w:sz w:val="20"/>
         </w:rPr>
-        <w:t>已经完成：读 pcap 文件，打印每个包的长度和时间戳、统计总数</w:t>
+        <w:t>已经完成：读 pcap 文件、打印基础信息；逐层解析 以太网 / IPv4 / TCP / UDP / ICMP 头（v0.2）</w:t>
         <w:br/>
-        <w:t>尚未做：解析 IP/TCP/UDP 头、过滤、统计、实时抓包</w:t>
+        <w:t>尚未做：协议统计、过滤器、实时抓包、导出报告</w:t>
       </w:r>
     </w:p>
     <w:p>
@@ -549,7 +557,7 @@
         <w:rPr>
           <w:b w:val="0"/>
         </w:rPr>
-        <w:t>查询这个文件的「链路层协议类型」。值为 1 表示以太网（Ethernet）。本阶段还没用到，后面解析时用。</w:t>
+        <w:t>查询这个文件的「链路层协议类型」。值为 1 表示以太网（Ethernet）。v0.1 里先把它存着不用；v0.2 起它派上用场——用来提醒「这个文件不是以太网格式的话，解析结果可能不准」。</w:t>
       </w:r>
     </w:p>
     <w:p>
@@ -827,7 +835,7 @@
           <w:rFonts w:ascii="Consolas" w:hAnsi="Consolas"/>
           <w:sz w:val="20"/>
         </w:rPr>
-        <w:t>def tcp(payload, sport, dport, seq) / def udp(...):</w:t>
+        <w:t>def tcp(payload, sport, dport, seq, flags) / def udp(...) / def icmp(...)</w:t>
       </w:r>
     </w:p>
     <w:p>
@@ -835,7 +843,7 @@
         <w:rPr>
           <w:b w:val="0"/>
         </w:rPr>
-        <w:t>构造 TCP / UDP 头。TCP 头通常 20 字节，UDP 头 8 字节。</w:t>
+        <w:t>构造 TCP / UDP / ICMP 头。TCP 头通常 20 字节（flags 标志位决定这个包是 SYN、SYN+ACK 还是数据包）；UDP 头 8 字节；ICMP 头 8 字节（type=8 是 ping 请求，type=0 是应答）。</w:t>
       </w:r>
     </w:p>
     <w:p>
@@ -863,7 +871,7 @@
         <w:rPr>
           <w:b w:val="0"/>
         </w:rPr>
-        <w:t>把全局头 + 所有包按字节拼起来写盘。</w:t>
+        <w:t>把全局头 + 所有包按字节拼起来写盘。现在的样例一共 6 个包：TCP 握手 2 个 + TCP 数据 1 个 + UDP 1 个 + ICMP ping 请求/应答 2 个，正好覆盖 v0.2 要解析的所有协议。</w:t>
       </w:r>
     </w:p>
     <w:p>
@@ -1118,7 +1126,7 @@
         <w:pStyle w:val="Heading1"/>
       </w:pPr>
       <w:r>
-        <w:t>八、下一阶段预告：解析网络协议头</w:t>
+        <w:t>八、v0.2：解析协议头（以太网 / IPv4 / TCP / UDP / ICMP）逐行讲解</w:t>
       </w:r>
     </w:p>
     <w:p>
@@ -1126,7 +1134,35 @@
         <w:rPr>
           <w:b w:val="0"/>
         </w:rPr>
-        <w:t>v0.1 只是把「每个包的长度」读出来了。下一阶段（阶段 2）要真正「读懂」包的内容：</w:t>
+        <w:t>v0.1 只会数「包多大」；v0.2 开始真正「读懂」包里的内容——像剥洋葱一样，从最外面的以太网头一层层剥进去。</w:t>
+      </w:r>
+    </w:p>
+    <w:p>
+      <w:r>
+        <w:rPr>
+          <w:b w:val="0"/>
+        </w:rPr>
+        <w:t>每个包都是按同样的顺序「套娃」的，这也是网络分层最直观的样子：</w:t>
+      </w:r>
+    </w:p>
+    <w:p>
+      <w:pPr>
+        <w:spacing w:before="80" w:after="80"/>
+      </w:pPr>
+      <w:r>
+        <w:rPr>
+          <w:rFonts w:ascii="Consolas" w:hAnsi="Consolas"/>
+          <w:sz w:val="20"/>
+        </w:rPr>
+        <w:t>[以太网头 14 字节][IPv4 头 ≥20 字节][TCP/UDP/ICMP 头][数据]</w:t>
+      </w:r>
+    </w:p>
+    <w:p>
+      <w:pPr>
+        <w:pStyle w:val="Heading2"/>
+      </w:pPr>
+      <w:r>
+        <w:t>8.1 这一步新增了什么</w:t>
       </w:r>
     </w:p>
     <w:p>
@@ -1134,7 +1170,7 @@
         <w:pStyle w:val="ListBullet"/>
       </w:pPr>
       <w:r>
-        <w:t>解析以太网头：源 MAC、目标 MAC、协议类型</w:t>
+        <w:t>以太网头：这个包从哪个网卡来、到哪个网卡去（MAC 地址），上层是什么协议</w:t>
       </w:r>
     </w:p>
     <w:p>
@@ -1142,7 +1178,7 @@
         <w:pStyle w:val="ListBullet"/>
       </w:pPr>
       <w:r>
-        <w:t>解析 IP 头：源 IP、目标 IP、协议号、TTL</w:t>
+        <w:t>IPv4 头：从哪个 IP 到哪个 IP、上层是 TCP 还是 UDP、还能被转多少跳（TTL）</w:t>
       </w:r>
     </w:p>
     <w:p>
@@ -1150,7 +1186,7 @@
         <w:pStyle w:val="ListBullet"/>
       </w:pPr>
       <w:r>
-        <w:t>解析 TCP 头：源端口、目的端口、序列号、标志位</w:t>
+        <w:t>TCP / UDP：从哪个端口到哪个端口；TCP 还带标志位（SYN / ACK / PSH...）</w:t>
       </w:r>
     </w:p>
     <w:p>
@@ -1158,15 +1194,7 @@
         <w:pStyle w:val="ListBullet"/>
       </w:pPr>
       <w:r>
-        <w:t>解析 UDP 头：源端口、目的端口、长度</w:t>
-      </w:r>
-    </w:p>
-    <w:p>
-      <w:pPr>
-        <w:pStyle w:val="ListBullet"/>
-      </w:pPr>
-      <w:r>
-        <w:t>识别 ARP / ICMP 等更多协议</w:t>
+        <w:t>ICMP：ping 的请求（type=8）和应答（type=0）</w:t>
       </w:r>
     </w:p>
     <w:p>
@@ -1174,7 +1202,263 @@
         <w:rPr>
           <w:b w:val="0"/>
         </w:rPr>
-        <w:t>这是整个项目最核心、技术上最值钱的部分，也是简历上真正能写「用 C 实现协议解析」的地方。</w:t>
+        <w:t>先学会「看懂每个包」，下一阶段（第九章）才能做统计、过滤这些真正有用的功能。</w:t>
+      </w:r>
+    </w:p>
+    <w:p>
+      <w:pPr>
+        <w:pStyle w:val="Heading2"/>
+      </w:pPr>
+      <w:r>
+        <w:t>8.2 大端 / 网络字节序：为什么不能直接读数字</w:t>
+      </w:r>
+    </w:p>
+    <w:p>
+      <w:r>
+        <w:rPr>
+          <w:b w:val="0"/>
+        </w:rPr>
+        <w:t>网络协议规定：多字节数字要「高位在前」传（大端 / 网络字节序）。而我们的电脑（x86）平时是「低位在前」（小端）。所以不能直接把一串字节当成数字用，要手工把字节按正确顺序拼起来。</w:t>
+      </w:r>
+    </w:p>
+    <w:p>
+      <w:pPr>
+        <w:spacing w:before="80" w:after="80"/>
+      </w:pPr>
+      <w:r>
+        <w:rPr>
+          <w:rFonts w:ascii="Consolas" w:hAnsi="Consolas"/>
+          <w:sz w:val="20"/>
+        </w:rPr>
+        <w:t>static unsigned int rd16(const unsigned char *p) {</w:t>
+        <w:br/>
+        <w:t xml:space="preserve">    return ((unsigned int)p[0] &lt;&lt; 8) | p[1];</w:t>
+        <w:br/>
+        <w:t>}</w:t>
+      </w:r>
+    </w:p>
+    <w:p>
+      <w:r>
+        <w:rPr>
+          <w:b w:val="0"/>
+        </w:rPr>
+        <w:t>rd16 = read 2 bytes。p[0] 是第一个字节（在高位），p[1] 是第二个（低位）；「&lt;&lt; 8」就是把一个字节挪到高位去（相当于乘 256），再用「按位或 |」拼起来。</w:t>
+      </w:r>
+    </w:p>
+    <w:p>
+      <w:pPr>
+        <w:spacing w:before="80" w:after="80"/>
+      </w:pPr>
+      <w:r>
+        <w:rPr>
+          <w:rFonts w:ascii="Consolas" w:hAnsi="Consolas"/>
+          <w:sz w:val="20"/>
+        </w:rPr>
+        <w:t>static unsigned int rd32(const unsigned char *p) {</w:t>
+        <w:br/>
+        <w:t xml:space="preserve">    return ((unsigned int)p[0] &lt;&lt; 24) | ((unsigned int)p[1] &lt;&lt; 16) |</w:t>
+        <w:br/>
+        <w:t xml:space="preserve">           ((unsigned int)p[2] &lt;&lt; 8)  | (unsigned int)p[3];</w:t>
+        <w:br/>
+        <w:t>}</w:t>
+      </w:r>
+    </w:p>
+    <w:p>
+      <w:r>
+        <w:rPr>
+          <w:b w:val="0"/>
+        </w:rPr>
+        <w:t>rd32 同理，一次拼 4 个字节（用在 TCP 序列号这种 4 字节字段上）。</w:t>
+      </w:r>
+    </w:p>
+    <w:p>
+      <w:pPr>
+        <w:pStyle w:val="Heading2"/>
+      </w:pPr>
+      <w:r>
+        <w:t>8.3 把地址打印成人话：MAC 与 IP</w:t>
+      </w:r>
+    </w:p>
+    <w:p>
+      <w:pPr>
+        <w:spacing w:before="80" w:after="80"/>
+      </w:pPr>
+      <w:r>
+        <w:rPr>
+          <w:rFonts w:ascii="Consolas" w:hAnsi="Consolas"/>
+          <w:sz w:val="20"/>
+        </w:rPr>
+        <w:t>static void print_mac(const unsigned char *m) {</w:t>
+        <w:br/>
+        <w:t xml:space="preserve">    printf("%02x:%02x:%02x:%02x:%02x:%02x", m[0], m[1], m[2], m[3], m[4], m[5]);</w:t>
+        <w:br/>
+        <w:t>}</w:t>
+      </w:r>
+    </w:p>
+    <w:p>
+      <w:r>
+        <w:rPr>
+          <w:b w:val="0"/>
+        </w:rPr>
+        <w:t>MAC 地址是 6 个字节。%02x 的意思是「用十六进制打印、不足两位补 0」，拼起来就是 aa:bb:cc:dd:ee:ff 这种大家都认识的样子。</w:t>
+      </w:r>
+    </w:p>
+    <w:p>
+      <w:pPr>
+        <w:spacing w:before="80" w:after="80"/>
+      </w:pPr>
+      <w:r>
+        <w:rPr>
+          <w:rFonts w:ascii="Consolas" w:hAnsi="Consolas"/>
+          <w:sz w:val="20"/>
+        </w:rPr>
+        <w:t>static void print_ipv4_addr(const unsigned char *a) {</w:t>
+        <w:br/>
+        <w:t xml:space="preserve">    printf("%u.%u.%u.%u", a[0], a[1], a[2], a[3]);</w:t>
+        <w:br/>
+        <w:t>}</w:t>
+      </w:r>
+    </w:p>
+    <w:p>
+      <w:r>
+        <w:rPr>
+          <w:b w:val="0"/>
+        </w:rPr>
+        <w:t>IP 地址就是 4 个字节，每个字节转成十进制、用点隔开——192.168.1.1 在磁盘上其实就是 4 个 0~255 的数字。</w:t>
+      </w:r>
+    </w:p>
+    <w:p>
+      <w:pPr>
+        <w:pStyle w:val="Heading2"/>
+      </w:pPr>
+      <w:r>
+        <w:t>8.4 第一层：以太网头（固定 14 字节）</w:t>
+      </w:r>
+    </w:p>
+    <w:p>
+      <w:pPr>
+        <w:spacing w:before="80" w:after="80"/>
+      </w:pPr>
+      <w:r>
+        <w:rPr>
+          <w:rFonts w:ascii="Consolas" w:hAnsi="Consolas"/>
+          <w:sz w:val="20"/>
+        </w:rPr>
+        <w:t>目的MAC(6)  源MAC(6)  类型(2)</w:t>
+      </w:r>
+    </w:p>
+    <w:p>
+      <w:r>
+        <w:rPr>
+          <w:b w:val="0"/>
+        </w:rPr>
+        <w:t>类型字段（ethertype）说明「里面装了什么」：0x0800=IPv4，0x0806=ARP，0x86DD=IPv6。</w:t>
+      </w:r>
+    </w:p>
+    <w:p>
+      <w:pPr>
+        <w:spacing w:before="80" w:after="80"/>
+      </w:pPr>
+      <w:r>
+        <w:rPr>
+          <w:rFonts w:ascii="Consolas" w:hAnsi="Consolas"/>
+          <w:sz w:val="20"/>
+        </w:rPr>
+        <w:t>unsigned int ethertype = rd16(pkt + 12);</w:t>
+        <w:br/>
+        <w:t>printf("    以太网  源="); print_mac(pkt + 6);</w:t>
+        <w:br/>
+        <w:t>printf("  目的=");      print_mac(pkt);</w:t>
+      </w:r>
+    </w:p>
+    <w:p>
+      <w:r>
+        <w:rPr>
+          <w:b w:val="0"/>
+        </w:rPr>
+        <w:t>pkt 是这个包的起点。pkt+6 跳过 6 个字节就是源 MAC 的位置；pkt+12 是类型字段。剥掉这 14 字节，剩下的就是「上层协议的数据」，交给下一步继续剥。</w:t>
+      </w:r>
+    </w:p>
+    <w:p>
+      <w:pPr>
+        <w:spacing w:before="80" w:after="80"/>
+      </w:pPr>
+      <w:r>
+        <w:rPr>
+          <w:rFonts w:ascii="Consolas" w:hAnsi="Consolas"/>
+          <w:sz w:val="20"/>
+        </w:rPr>
+        <w:t>const unsigned char *payload = pkt + 14;   /* 指针加法：跳过 14 个字节 */</w:t>
+      </w:r>
+    </w:p>
+    <w:p>
+      <w:pPr>
+        <w:pStyle w:val="Heading2"/>
+      </w:pPr>
+      <w:r>
+        <w:t>8.5 第二层：IPv4 头（20 字节起步）</w:t>
+      </w:r>
+    </w:p>
+    <w:p>
+      <w:r>
+        <w:rPr>
+          <w:b w:val="0"/>
+        </w:rPr>
+        <w:t>IPv4 头比以太网头复杂，但对我们有用的就几个位置：</w:t>
+      </w:r>
+    </w:p>
+    <w:p>
+      <w:pPr>
+        <w:spacing w:before="80" w:after="80"/>
+      </w:pPr>
+      <w:r>
+        <w:rPr>
+          <w:rFonts w:ascii="Consolas" w:hAnsi="Consolas"/>
+          <w:sz w:val="20"/>
+        </w:rPr>
+        <w:t>p+0   版本号(高4位) + 首部长度(低4位)</w:t>
+        <w:br/>
+        <w:t>p+2   总长度(2)</w:t>
+        <w:br/>
+        <w:t>p+6   分片信息(2)</w:t>
+        <w:br/>
+        <w:t>p+8   TTL(1)</w:t>
+        <w:br/>
+        <w:t>p+9   协议号(1)</w:t>
+        <w:br/>
+        <w:t>p+12  源IP(4)</w:t>
+        <w:br/>
+        <w:t>p+16  目的IP(4)</w:t>
+      </w:r>
+    </w:p>
+    <w:p>
+      <w:r>
+        <w:rPr>
+          <w:b w:val="0"/>
+        </w:rPr>
+        <w:t>首部长度为什么「单位是 4 字节」？因为它只有 4 个比特（最大 15），15×4=60 字节封顶——这是协议设计时为了省空间想出来的办法。没有选项时首部是 20 字节，有选项时更长，所以要拿 ihl 算出「传输层从哪里开始」。</w:t>
+      </w:r>
+    </w:p>
+    <w:p>
+      <w:pPr>
+        <w:spacing w:before="80" w:after="80"/>
+      </w:pPr>
+      <w:r>
+        <w:rPr>
+          <w:rFonts w:ascii="Consolas" w:hAnsi="Consolas"/>
+          <w:sz w:val="20"/>
+        </w:rPr>
+        <w:t>unsigned int ihl = (p[0] &amp; 0x0F) * 4;</w:t>
+        <w:br/>
+        <w:t>const unsigned char *transport = p + ihl;   /* 传输层起点 */</w:t>
+      </w:r>
+    </w:p>
+    <w:p>
+      <w:r>
+        <w:rPr>
+          <w:b w:val="0"/>
+        </w:rPr>
+        <w:t>协议号决定下一步解析谁：6=TCP，17=UDP，1=ICMP，程序用 switch 分发。</w:t>
       </w:r>
     </w:p>
     <w:p>
@@ -1183,7 +1467,276 @@
           <w:i/>
           <w:color w:val="606060"/>
         </w:rPr>
-        <w:t>写到这里，后面的每一步都会继续往本文档追加章节。</w:t>
+        <w:t>分片细节：IPv4 允许把大包切成几片传。非第一片里没有传输层头，强行按 TCP 解析会读到垃圾——所以程序检查分片偏移，非 0 就跳过端口解析。</w:t>
+      </w:r>
+    </w:p>
+    <w:p>
+      <w:pPr>
+        <w:pStyle w:val="Heading2"/>
+      </w:pPr>
+      <w:r>
+        <w:t>8.6 第三层：TCP 头的端口与标志位</w:t>
+      </w:r>
+    </w:p>
+    <w:p>
+      <w:pPr>
+        <w:spacing w:before="80" w:after="80"/>
+      </w:pPr>
+      <w:r>
+        <w:rPr>
+          <w:rFonts w:ascii="Consolas" w:hAnsi="Consolas"/>
+          <w:sz w:val="20"/>
+        </w:rPr>
+        <w:t>p+0   源端口(2)</w:t>
+        <w:br/>
+        <w:t>p+2   目的端口(2)</w:t>
+        <w:br/>
+        <w:t>p+4   序列号(4)</w:t>
+        <w:br/>
+        <w:t>p+13  标志位(1)</w:t>
+      </w:r>
+    </w:p>
+    <w:p>
+      <w:r>
+        <w:rPr>
+          <w:b w:val="0"/>
+        </w:rPr>
+        <w:t>标志位这 1 个字节的 8 个比特，每位是一个开关：0x02=SYN（我想建连接）、0x10=ACK（我确认收到）、0x08=PSH（请立即交给应用）、0x01=FIN（我想挂断）……</w:t>
+      </w:r>
+    </w:p>
+    <w:p>
+      <w:pPr>
+        <w:spacing w:before="80" w:after="80"/>
+      </w:pPr>
+      <w:r>
+        <w:rPr>
+          <w:rFonts w:ascii="Consolas" w:hAnsi="Consolas"/>
+          <w:sz w:val="20"/>
+        </w:rPr>
+        <w:t>if (f &amp; 0x02) { printf("SYN"); }</w:t>
+        <w:br/>
+        <w:t>if (f &amp; 0x10) { printf(first ? "ACK" : "+ACK"); }</w:t>
+      </w:r>
+    </w:p>
+    <w:p>
+      <w:r>
+        <w:rPr>
+          <w:b w:val="0"/>
+        </w:rPr>
+        <w:t>「&amp;」是按位与：那一位是 1，结果就非 0，说明这个标志开着。程序把开着的标志拼成 SYN / SYN+ACK / PSH+ACK 这种可读形式。</w:t>
+      </w:r>
+    </w:p>
+    <w:p>
+      <w:pPr>
+        <w:pStyle w:val="Heading2"/>
+      </w:pPr>
+      <w:r>
+        <w:t>8.7 第三层：UDP 与 ICMP</w:t>
+      </w:r>
+    </w:p>
+    <w:p>
+      <w:r>
+        <w:rPr>
+          <w:b w:val="0"/>
+        </w:rPr>
+        <w:t>UDP 头只有 8 字节：源端口(2) 目的端口(2) 长度(2) 校验和(2)。它比 TCP 简单得多——没有连接、没有重传，发出去就不管了。</w:t>
+      </w:r>
+    </w:p>
+    <w:p>
+      <w:r>
+        <w:rPr>
+          <w:b w:val="0"/>
+        </w:rPr>
+        <w:t>ICMP 是网络层的「系统消息」，ping 就是它：type=8 是回显请求，type=0 是回显应答。</w:t>
+      </w:r>
+    </w:p>
+    <w:p>
+      <w:pPr>
+        <w:spacing w:before="80" w:after="80"/>
+      </w:pPr>
+      <w:r>
+        <w:rPr>
+          <w:rFonts w:ascii="Consolas" w:hAnsi="Consolas"/>
+          <w:sz w:val="20"/>
+        </w:rPr>
+        <w:t>ICMP    类型=8（回显请求 / ping）  代码=0</w:t>
+      </w:r>
+    </w:p>
+    <w:p>
+      <w:pPr>
+        <w:pStyle w:val="Heading2"/>
+      </w:pPr>
+      <w:r>
+        <w:t>8.8 边界检查：每层都要先看长度</w:t>
+      </w:r>
+    </w:p>
+    <w:p>
+      <w:r>
+        <w:rPr>
+          <w:b w:val="0"/>
+        </w:rPr>
+        <w:t>真实的网络包千奇百怪，还有截断包、畸形包。所以解析每一层之前都要检查「剩下的字节够不够读我要的字段」，不够就打印一行提示、直接返回——绝不能让程序读到缓冲区外面去（那会崩溃，甚至出安全漏洞）。</w:t>
+      </w:r>
+    </w:p>
+    <w:p>
+      <w:pPr>
+        <w:spacing w:before="80" w:after="80"/>
+      </w:pPr>
+      <w:r>
+        <w:rPr>
+          <w:rFonts w:ascii="Consolas" w:hAnsi="Consolas"/>
+          <w:sz w:val="20"/>
+        </w:rPr>
+        <w:t>if (len &lt; 20) {</w:t>
+        <w:br/>
+        <w:t xml:space="preserve">    printf("    IPv4    头部不完整（只有 %u 字节）\n", len);</w:t>
+        <w:br/>
+        <w:t xml:space="preserve">    return;</w:t>
+        <w:br/>
+        <w:t>}</w:t>
+      </w:r>
+    </w:p>
+    <w:p>
+      <w:r>
+        <w:rPr>
+          <w:b w:val="0"/>
+        </w:rPr>
+        <w:t>这就是为什么每个解析函数都带着 len 参数：不是不信任数据，而是「凡是外部输入，一律先验后用」。</w:t>
+      </w:r>
+    </w:p>
+    <w:p>
+      <w:pPr>
+        <w:pStyle w:val="Heading2"/>
+      </w:pPr>
+      <w:r>
+        <w:t>8.9 跑一遍看看</w:t>
+      </w:r>
+    </w:p>
+    <w:p>
+      <w:pPr>
+        <w:spacing w:before="80" w:after="80"/>
+      </w:pPr>
+      <w:r>
+        <w:rPr>
+          <w:rFonts w:ascii="Consolas" w:hAnsi="Consolas"/>
+          <w:sz w:val="20"/>
+        </w:rPr>
+        <w:t>#1  时间=1700000000.000100  长度=54</w:t>
+        <w:br/>
+        <w:t xml:space="preserve">    以太网  源=00:11:22:33:44:55  目的=aa:bb:cc:dd:ee:ff  类型=IPv4(0x0800)</w:t>
+        <w:br/>
+        <w:t xml:space="preserve">    IPv4    源=192.168.1.109  目的=93.184.216.34  协议=TCP(6)  TTL=64</w:t>
+        <w:br/>
+        <w:t xml:space="preserve">    TCP     源端口=54321  目的端口=80  序列号=100  标志=SYN</w:t>
+        <w:br/>
+        <w:t>#2  时间=1700000000.000200  长度=54</w:t>
+        <w:br/>
+        <w:t xml:space="preserve">    以太网  源=aa:bb:cc:dd:ee:ff  目的=00:11:22:33:44:55  类型=IPv4(0x0800)</w:t>
+        <w:br/>
+        <w:t xml:space="preserve">    IPv4    源=93.184.216.34  目的=192.168.1.109  协议=TCP(6)  TTL=64</w:t>
+        <w:br/>
+        <w:t xml:space="preserve">    TCP     源端口=80  目的端口=54321  序列号=1000  标志=SYN+ACK</w:t>
+        <w:br/>
+        <w:t>#3  时间=1700000000.000300  长度=79</w:t>
+        <w:br/>
+        <w:t xml:space="preserve">    以太网  源=aa:bb:cc:dd:ee:ff  目的=00:11:22:33:44:55  类型=IPv4(0x0800)</w:t>
+        <w:br/>
+        <w:t xml:space="preserve">    IPv4    源=93.184.216.34  目的=192.168.1.109  协议=UDP(17)  TTL=64</w:t>
+        <w:br/>
+        <w:t xml:space="preserve">    UDP     源端口=53  目的端口=50000  长度=45</w:t>
+        <w:br/>
+        <w:t>#4  时间=1700000000.000400  长度=101</w:t>
+        <w:br/>
+        <w:t xml:space="preserve">    以太网  源=00:11:22:33:44:55  目的=aa:bb:cc:dd:ee:ff  类型=IPv4(0x0800)</w:t>
+        <w:br/>
+        <w:t xml:space="preserve">    IPv4    源=192.168.1.109  目的=93.184.216.34  协议=TCP(6)  TTL=64</w:t>
+        <w:br/>
+        <w:t xml:space="preserve">    TCP     源端口=54321  目的端口=80  序列号=200  标志=PSH+ACK</w:t>
+        <w:br/>
+        <w:t>#5  时间=1700000000.000500  长度=74</w:t>
+        <w:br/>
+        <w:t xml:space="preserve">    以太网  源=00:11:22:33:44:55  目的=aa:bb:cc:dd:ee:ff  类型=IPv4(0x0800)</w:t>
+        <w:br/>
+        <w:t xml:space="preserve">    IPv4    源=192.168.1.109  目的=192.168.1.1  协议=ICMP(1)  TTL=64</w:t>
+        <w:br/>
+        <w:t xml:space="preserve">    ICMP    类型=8（回显请求 / ping）  代码=0</w:t>
+        <w:br/>
+        <w:t>#6  时间=1700000000.000600  长度=74</w:t>
+        <w:br/>
+        <w:t xml:space="preserve">    以太网  源=aa:bb:cc:dd:ee:ff  目的=00:11:22:33:44:55  类型=IPv4(0x0800)</w:t>
+        <w:br/>
+        <w:t xml:space="preserve">    IPv4    源=192.168.1.1  目的=192.168.1.109  协议=ICMP(1)  TTL=64</w:t>
+        <w:br/>
+        <w:t xml:space="preserve">    ICMP    类型=0（回显应答 / ping 回复）  代码=0</w:t>
+        <w:br/>
+        <w:t>--- 文件读取完毕 ---</w:t>
+        <w:br/>
+        <w:t>共 6 个包，总流量 436 字节</w:t>
+      </w:r>
+    </w:p>
+    <w:p>
+      <w:r>
+        <w:rPr>
+          <w:b w:val="0"/>
+        </w:rPr>
+        <w:t>对照着看：包 1、2 是 TCP 三次握手的前两步（SYN → SYN+ACK），包 3 是 UDP（来自 DNS 端口 53），包 4 是带数据的 TCP 包（PSH+ACK），包 5、6 是 ping 的请求和应答——和 make_sample.py 里构造的 6 个包一一对应。</w:t>
+      </w:r>
+    </w:p>
+    <w:p>
+      <w:pPr>
+        <w:pStyle w:val="Heading1"/>
+      </w:pPr>
+      <w:r>
+        <w:t>九、下一阶段预告：协议统计、过滤器与实时抓包</w:t>
+      </w:r>
+    </w:p>
+    <w:p>
+      <w:r>
+        <w:rPr>
+          <w:b w:val="0"/>
+        </w:rPr>
+        <w:t>会把包「读懂」之后，下一步就是让这些信息真正有用起来：</w:t>
+      </w:r>
+    </w:p>
+    <w:p>
+      <w:pPr>
+        <w:pStyle w:val="ListBullet"/>
+      </w:pPr>
+      <w:r>
+        <w:t>按协议统计流量占比（TCP / UDP / ICMP 各占多少包、多少字节）</w:t>
+      </w:r>
+    </w:p>
+    <w:p>
+      <w:pPr>
+        <w:pStyle w:val="ListBullet"/>
+      </w:pPr>
+      <w:r>
+        <w:t>Top IP / Top 端口排名（谁在跟谁说话、哪个服务通信最多）</w:t>
+      </w:r>
+    </w:p>
+    <w:p>
+      <w:pPr>
+        <w:pStyle w:val="ListBullet"/>
+      </w:pPr>
+      <w:r>
+        <w:t>过滤表达式（比如只看 tcp port 80，其他包直接无视）</w:t>
+      </w:r>
+    </w:p>
+    <w:p>
+      <w:pPr>
+        <w:pStyle w:val="ListBullet"/>
+      </w:pPr>
+      <w:r>
+        <w:t>直接抓实时网卡流量（不再只读离线文件）</w:t>
+      </w:r>
+    </w:p>
+    <w:p>
+      <w:r>
+        <w:rPr>
+          <w:i/>
+          <w:color w:val="606060"/>
+        </w:rPr>
+        <w:t>每完成一个阶段，就跑一次 python3 tools/make_doc.py 刷新本文档；后面的每一步都会继续往这里追加章节。</w:t>
       </w:r>
     </w:p>
     <w:sectPr>

--- a/docs/pcaptool学习笔记.docx
+++ b/docs/pcaptool学习笔记.docx
@@ -122,7 +122,39 @@
         <w:rPr>
           <w:b w:val="0"/>
         </w:rPr>
-        <w:t>9. 九、下一阶段预告：协议统计、过滤器与实时抓包</w:t>
+        <w:t>9. 九、v0.3：统计——重构解析管线，算协议占比与 Top 排名</w:t>
+      </w:r>
+    </w:p>
+    <w:p>
+      <w:r>
+        <w:rPr>
+          <w:b w:val="0"/>
+        </w:rPr>
+        <w:t>10. 十、v0.4：过滤表达式——只显示关心的包</w:t>
+      </w:r>
+    </w:p>
+    <w:p>
+      <w:r>
+        <w:rPr>
+          <w:b w:val="0"/>
+        </w:rPr>
+        <w:t>11. 十一、v0.5：实时抓网卡（live 模式）</w:t>
+      </w:r>
+    </w:p>
+    <w:p>
+      <w:r>
+        <w:rPr>
+          <w:b w:val="0"/>
+        </w:rPr>
+        <w:t>12. 十二、v0.6：导出分析报告（--report）</w:t>
+      </w:r>
+    </w:p>
+    <w:p>
+      <w:r>
+        <w:rPr>
+          <w:b w:val="0"/>
+        </w:rPr>
+        <w:t>13. 十三、结语：项目现状与还可以做什么</w:t>
       </w:r>
     </w:p>
     <w:p>
@@ -243,9 +275,9 @@
           <w:rFonts w:ascii="Consolas" w:hAnsi="Consolas"/>
           <w:sz w:val="20"/>
         </w:rPr>
-        <w:t>已经完成：读 pcap 文件、打印基础信息；逐层解析 以太网 / IPv4 / TCP / UDP / ICMP 头（v0.2）</w:t>
+        <w:t>全部完成（v0.6）：读 pcap 文件、逐层解析协议头、统计与 Top 排名、过滤表达式、实时抓包、导出报告</w:t>
         <w:br/>
-        <w:t>尚未做：协议统计、过滤器、实时抓包、导出报告</w:t>
+        <w:t>后续方向见第十三章「还可以做什么」</w:t>
       </w:r>
     </w:p>
     <w:p>
@@ -1687,7 +1719,7 @@
         <w:pStyle w:val="Heading1"/>
       </w:pPr>
       <w:r>
-        <w:t>九、下一阶段预告：协议统计、过滤器与实时抓包</w:t>
+        <w:t>九、v0.3：统计——重构解析管线，算协议占比与 Top 排名</w:t>
       </w:r>
     </w:p>
     <w:p>
@@ -1695,39 +1727,737 @@
         <w:rPr>
           <w:b w:val="0"/>
         </w:rPr>
-        <w:t>会把包「读懂」之后，下一步就是让这些信息真正有用起来：</w:t>
+        <w:t>v0.2 会「读包」了，但读到的信息用完就扔。v0.3 要让信息留下来、攒成统计：各协议占多少流量、哪个 IP 最活跃、哪个端口出现最多。</w:t>
       </w:r>
     </w:p>
     <w:p>
       <w:pPr>
-        <w:pStyle w:val="ListBullet"/>
+        <w:pStyle w:val="Heading2"/>
       </w:pPr>
       <w:r>
-        <w:t>按协议统计流量占比（TCP / UDP / ICMP 各占多少包、多少字节）</w:t>
+        <w:t>9.1 为什么要先「重构」</w:t>
       </w:r>
     </w:p>
     <w:p>
-      <w:pPr>
-        <w:pStyle w:val="ListBullet"/>
-      </w:pPr>
       <w:r>
-        <w:t>Top IP / Top 端口排名（谁在跟谁说话、哪个服务通信最多）</w:t>
+        <w:rPr>
+          <w:b w:val="0"/>
+        </w:rPr>
+        <w:t>v0.2 是「边解析边打印」——解析函数自己负责输出。可统计（和后面的过滤）也需要这些解析结果，总不能再解析一遍。于是把流程改成三步流水线：</w:t>
       </w:r>
     </w:p>
     <w:p>
       <w:pPr>
-        <w:pStyle w:val="ListBullet"/>
+        <w:spacing w:before="80" w:after="80"/>
       </w:pPr>
       <w:r>
-        <w:t>过滤表达式（比如只看 tcp port 80，其他包直接无视）</w:t>
+        <w:rPr>
+          <w:rFonts w:ascii="Consolas" w:hAnsi="Consolas"/>
+          <w:sz w:val="20"/>
+        </w:rPr>
+        <w:t>解析 parse_packet → 打印 print_packet → 统计 stats_update</w:t>
       </w:r>
     </w:p>
     <w:p>
+      <w:r>
+        <w:rPr>
+          <w:b w:val="0"/>
+        </w:rPr>
+        <w:t>解析的成果先装进一个结构体 PacketInfo（相当于「这个包的档案袋」），谁需要谁来读。这就是重构：功能不变、结构理顺——代码要长大，这一步躲不掉。</w:t>
+      </w:r>
+    </w:p>
+    <w:p>
+      <w:pPr>
+        <w:pStyle w:val="Heading2"/>
+      </w:pPr>
+      <w:r>
+        <w:t>9.2 PacketInfo：一个包的档案袋</w:t>
+      </w:r>
+    </w:p>
+    <w:p>
+      <w:pPr>
+        <w:spacing w:before="80" w:after="80"/>
+      </w:pPr>
+      <w:r>
+        <w:rPr>
+          <w:rFonts w:ascii="Consolas" w:hAnsi="Consolas"/>
+          <w:sz w:val="20"/>
+        </w:rPr>
+        <w:t>typedef struct {</w:t>
+        <w:br/>
+        <w:t xml:space="preserve">    unsigned char mac_src[6], mac_dst[6];   /* 以太网层 */</w:t>
+        <w:br/>
+        <w:t xml:space="preserve">    int has_ipv4;</w:t>
+        <w:br/>
+        <w:t xml:space="preserve">    unsigned char ip_src[4], ip_dst[4];      /* IPv4 层 */</w:t>
+        <w:br/>
+        <w:t xml:space="preserve">    unsigned int proto, ttl;</w:t>
+        <w:br/>
+        <w:t xml:space="preserve">    int has_ports;</w:t>
+        <w:br/>
+        <w:t xml:space="preserve">    unsigned int sport, dport;               /* TCP / UDP 端口 */</w:t>
+        <w:br/>
+        <w:t xml:space="preserve">    unsigned int tcp_seq, tcp_flags;</w:t>
+        <w:br/>
+        <w:t xml:space="preserve">    unsigned int icmp_type, icmp_code;</w:t>
+        <w:br/>
+        <w:t xml:space="preserve">    const char *note;                        /* 备注，如「头部不完整」 */</w:t>
+        <w:br/>
+        <w:t>} PacketInfo;</w:t>
+      </w:r>
+    </w:p>
+    <w:p>
+      <w:r>
+        <w:rPr>
+          <w:b w:val="0"/>
+        </w:rPr>
+        <w:t>has_ipv4、has_ports 是「有没有解析到这一层」的开关：开关没开，后面的字段就无意义。这种「开关 + 数据」的写法在解析场景里非常常见。</w:t>
+      </w:r>
+    </w:p>
+    <w:p>
+      <w:pPr>
+        <w:pStyle w:val="Heading2"/>
+      </w:pPr>
+      <w:r>
+        <w:t>9.3 计数器：数组 + 线性查找就够了</w:t>
+      </w:r>
+    </w:p>
+    <w:p>
+      <w:r>
+        <w:rPr>
+          <w:b w:val="0"/>
+        </w:rPr>
+        <w:t>「每个 IP 出现几次」要一张能按 key 累计的小表。最朴素的实现：小数组 + 线性查找——来一个 key 从头找一遍，有就次数 +1，没有就新增一行。数据量小的时候又快又简单。</w:t>
+      </w:r>
+    </w:p>
+    <w:p>
+      <w:pPr>
+        <w:spacing w:before="80" w:after="80"/>
+      </w:pPr>
+      <w:r>
+        <w:rPr>
+          <w:rFonts w:ascii="Consolas" w:hAnsi="Consolas"/>
+          <w:sz w:val="20"/>
+        </w:rPr>
+        <w:t>typedef struct {</w:t>
+        <w:br/>
+        <w:t xml:space="preserve">    unsigned int key;      /* IP 压缩成的数字 / 端口号 */</w:t>
+        <w:br/>
+        <w:t xml:space="preserve">    long long    count;    /* 出现次数 */</w:t>
+        <w:br/>
+        <w:t>} Counter;</w:t>
+      </w:r>
+    </w:p>
+    <w:p>
+      <w:r>
+        <w:rPr>
+          <w:b w:val="0"/>
+        </w:rPr>
+        <w:t>排 Top 榜用的是「选择排序」：每一轮从未排序的部分里挑出最大的放前面。写起来直观、数据少完全够用（数据多了要换成快排和哈希表——那是以后的优化话题）。</w:t>
+      </w:r>
+    </w:p>
+    <w:p>
+      <w:pPr>
+        <w:pStyle w:val="Heading2"/>
+      </w:pPr>
+      <w:r>
+        <w:t>9.4 百分比的经典坑：整数除法</w:t>
+      </w:r>
+    </w:p>
+    <w:p>
+      <w:pPr>
+        <w:spacing w:before="80" w:after="80"/>
+      </w:pPr>
+      <w:r>
+        <w:rPr>
+          <w:rFonts w:ascii="Consolas" w:hAnsi="Consolas"/>
+          <w:sz w:val="20"/>
+        </w:rPr>
+        <w:t>100.0 * tcp_bytes / total_bytes    /* 对，结果 47.9 */</w:t>
+        <w:br/>
+        <w:t>100 * tcp_bytes / total_bytes      /* 错，结果 0 */</w:t>
+      </w:r>
+    </w:p>
+    <w:p>
+      <w:r>
+        <w:rPr>
+          <w:b w:val="0"/>
+        </w:rPr>
+        <w:t>C 语言的整数除法会把小数直接砍掉：100 * 209 / 436 会算成 47（截断）而不是 47.9。把 100 写成 100.0，整个表达式就变成小数运算了。这个坑几乎人人都踩过一次。</w:t>
+      </w:r>
+    </w:p>
+    <w:p>
+      <w:pPr>
+        <w:pStyle w:val="Heading2"/>
+      </w:pPr>
+      <w:r>
+        <w:t>9.5 跑出来的样子</w:t>
+      </w:r>
+    </w:p>
+    <w:p>
+      <w:pPr>
+        <w:spacing w:before="80" w:after="80"/>
+      </w:pPr>
+      <w:r>
+        <w:rPr>
+          <w:rFonts w:ascii="Consolas" w:hAnsi="Consolas"/>
+          <w:sz w:val="20"/>
+        </w:rPr>
+        <w:t>====== 协议统计 ======</w:t>
+        <w:br/>
+        <w:t>TCP      3 个包   209 字节（47.9%）</w:t>
+        <w:br/>
+        <w:t>UDP      1 个包   79 字节（18.1%）</w:t>
+        <w:br/>
+        <w:t>ICMP     2 个包   148 字节（33.9%）</w:t>
+        <w:br/>
+        <w:br/>
+        <w:t>====== Top IP（收发都算）======</w:t>
+        <w:br/>
+        <w:t>192.168.1.109    6 次</w:t>
+        <w:br/>
+        <w:t>93.184.216.34    4 次</w:t>
+        <w:br/>
+        <w:t>192.168.1.1    2 次</w:t>
+        <w:br/>
+        <w:br/>
+        <w:t>====== Top 端口（收发都算）======</w:t>
+        <w:br/>
+        <w:t>54321     3 次</w:t>
+        <w:br/>
+        <w:t>80     3 次</w:t>
+        <w:br/>
+        <w:t>53     1 次</w:t>
+        <w:br/>
+        <w:t>50000     1 次</w:t>
+      </w:r>
+    </w:p>
+    <w:p>
+      <w:r>
+        <w:rPr>
+          <w:b w:val="0"/>
+        </w:rPr>
+        <w:t>对照样例数据看结论：本机（192.168.1.109）最活跃；80（Web）和 54321（本机临时端口）出现最多——一眼能说出「这段流量在干什么」。</w:t>
+      </w:r>
+    </w:p>
+    <w:p>
+      <w:pPr>
+        <w:pStyle w:val="Heading2"/>
+      </w:pPr>
+      <w:r>
+        <w:t>9.6 顺手修掉一个编译警告</w:t>
+      </w:r>
+    </w:p>
+    <w:p>
+      <w:r>
+        <w:rPr>
+          <w:b w:val="0"/>
+        </w:rPr>
+        <w:t>重构后编译器提示「info.proto / info.ttl 可能未初始化」——它没法跨函数证明解析一定赋过值。修法是声明时先清零：PacketInfo info = {0};。实用经验：结构体在使用前，先给它一个确定的初始状态。</w:t>
+      </w:r>
+    </w:p>
+    <w:p>
+      <w:pPr>
+        <w:pStyle w:val="Heading1"/>
+      </w:pPr>
+      <w:r>
+        <w:t>十、v0.4：过滤表达式——只显示关心的包</w:t>
+      </w:r>
+    </w:p>
+    <w:p>
+      <w:r>
+        <w:rPr>
+          <w:b w:val="0"/>
+        </w:rPr>
+        <w:t>真排查问题时，几百个包你只在意一小撮。加一个过滤表达式，用法向 tcpdump 看齐：</w:t>
+      </w:r>
+    </w:p>
+    <w:p>
+      <w:pPr>
+        <w:spacing w:before="80" w:after="80"/>
+      </w:pPr>
+      <w:r>
+        <w:rPr>
+          <w:rFonts w:ascii="Consolas" w:hAnsi="Consolas"/>
+          <w:sz w:val="20"/>
+        </w:rPr>
+        <w:t>./pcaptool samples/sample.pcap tcp port 80      # 只看 TCP 且端口含 80 的</w:t>
+        <w:br/>
+        <w:t>./pcaptool samples/sample.pcap icmp              # 只看 ping</w:t>
+        <w:br/>
+        <w:t>./pcaptool samples/sample.pcap host 192.168.1.1  # 只看和某 IP 有关的</w:t>
+      </w:r>
+    </w:p>
+    <w:p>
+      <w:pPr>
+        <w:pStyle w:val="Heading2"/>
+      </w:pPr>
+      <w:r>
+        <w:t>10.1 条件存进一个小结构体</w:t>
+      </w:r>
+    </w:p>
+    <w:p>
+      <w:pPr>
+        <w:spacing w:before="80" w:after="80"/>
+      </w:pPr>
+      <w:r>
+        <w:rPr>
+          <w:rFonts w:ascii="Consolas" w:hAnsi="Consolas"/>
+          <w:sz w:val="20"/>
+        </w:rPr>
+        <w:t>typedef struct {</w:t>
+        <w:br/>
+        <w:t xml:space="preserve">    int proto;          /* 0 = 不限协议 */</w:t>
+        <w:br/>
+        <w:t xml:space="preserve">    int port;           /* 0 = 不限端口 */</w:t>
+        <w:br/>
+        <w:t xml:space="preserve">    int has_host;       /* 1 = 只看这个 IP */</w:t>
+        <w:br/>
+        <w:t xml:space="preserve">    unsigned char host[4];</w:t>
+        <w:br/>
+        <w:t>} Filter;</w:t>
+      </w:r>
+    </w:p>
+    <w:p>
+      <w:r>
+        <w:rPr>
+          <w:b w:val="0"/>
+        </w:rPr>
+        <w:t>规则：不写 = 不限；写了就必须满足。匹配函数 filter_match 逐条检查——协议不对否掉、端口不含否掉、IP 对不上否掉，全过才显示。</w:t>
+      </w:r>
+    </w:p>
+    <w:p>
+      <w:pPr>
+        <w:pStyle w:val="Heading2"/>
+      </w:pPr>
+      <w:r>
+        <w:t>10.2 两个很实用的 C 技巧</w:t>
+      </w:r>
+    </w:p>
+    <w:p>
       <w:pPr>
         <w:pStyle w:val="ListBullet"/>
       </w:pPr>
       <w:r>
-        <w:t>直接抓实时网卡流量（不再只读离线文件）</w:t>
+        <w:t>sscanf(s, "%u.%u.%u.%u", &amp;a, &amp;b, &amp;c, &amp;d)：从字符串里按格式抠出 IP 四段数字，比手写分割省事得多</w:t>
+      </w:r>
+    </w:p>
+    <w:p>
+      <w:pPr>
+        <w:pStyle w:val="ListBullet"/>
+      </w:pPr>
+      <w:r>
+        <w:t>atoi("tcp") 返回 0：利用它「不是数字就返回 0」的特性判断某个参数是不是数字（live 模式判断抓包数量就是用它）</w:t>
+      </w:r>
+    </w:p>
+    <w:p>
+      <w:pPr>
+        <w:pStyle w:val="Heading2"/>
+      </w:pPr>
+      <w:r>
+        <w:t>10.3 过滤后统计怎么算</w:t>
+      </w:r>
+    </w:p>
+    <w:p>
+      <w:r>
+        <w:rPr>
+          <w:b w:val="0"/>
+        </w:rPr>
+        <w:t>一个设计决定：被过滤掉的包不参与统计——统计口径自动变成「显示出来的包」，所以百分比的分母用 shown_bytes。另外编号会「跳号」（#1 #2 #4），这是有意保留的：一眼能看出中间有包被过滤了。</w:t>
+      </w:r>
+    </w:p>
+    <w:p>
+      <w:pPr>
+        <w:spacing w:before="80" w:after="80"/>
+      </w:pPr>
+      <w:r>
+        <w:rPr>
+          <w:rFonts w:ascii="Consolas" w:hAnsi="Consolas"/>
+          <w:sz w:val="20"/>
+        </w:rPr>
+        <w:t>$ ./pcaptool samples/sample.pcap tcp port 80</w:t>
+        <w:br/>
+        <w:t>#1  时间=... （TCP）</w:t>
+        <w:br/>
+        <w:t>#2  时间=... （TCP）</w:t>
+        <w:br/>
+        <w:t>#4  时间=... （TCP）</w:t>
+        <w:br/>
+        <w:t>--- 文件读取完毕 ---</w:t>
+        <w:br/>
+        <w:t>共 6 个包，总流量 436 字节</w:t>
+        <w:br/>
+        <w:t>已过滤掉 3 个包（统计只算显示的 3 个）。</w:t>
+      </w:r>
+    </w:p>
+    <w:p>
+      <w:pPr>
+        <w:pStyle w:val="Heading1"/>
+      </w:pPr>
+      <w:r>
+        <w:t>十一、v0.5：实时抓网卡（live 模式）</w:t>
+      </w:r>
+    </w:p>
+    <w:p>
+      <w:r>
+        <w:rPr>
+          <w:b w:val="0"/>
+        </w:rPr>
+        <w:t>前面读的都是文件，现在换成「活的网卡」。一条命令、两种模式：</w:t>
+      </w:r>
+    </w:p>
+    <w:p>
+      <w:pPr>
+        <w:spacing w:before="80" w:after="80"/>
+      </w:pPr>
+      <w:r>
+        <w:rPr>
+          <w:rFonts w:ascii="Consolas" w:hAnsi="Consolas"/>
+          <w:sz w:val="20"/>
+        </w:rPr>
+        <w:t>./pcaptool live                      # 默认监听所有网卡（any）</w:t>
+        <w:br/>
+        <w:t>./pcaptool live eth0                 # 指定网卡</w:t>
+        <w:br/>
+        <w:t>./pcaptool live eth0 50              # 抓 50 个包（默认 20）</w:t>
+        <w:br/>
+        <w:t>./pcaptool live eth0 50 tcp port 443 # 实时抓 + 过滤，一起用</w:t>
+      </w:r>
+    </w:p>
+    <w:p>
+      <w:pPr>
+        <w:pStyle w:val="Heading2"/>
+      </w:pPr>
+      <w:r>
+        <w:t>11.1 pcap_open_live 的四个参数</w:t>
+      </w:r>
+    </w:p>
+    <w:p>
+      <w:pPr>
+        <w:spacing w:before="80" w:after="80"/>
+      </w:pPr>
+      <w:r>
+        <w:rPr>
+          <w:rFonts w:ascii="Consolas" w:hAnsi="Consolas"/>
+          <w:sz w:val="20"/>
+        </w:rPr>
+        <w:t>pcap_open_live(dev, 65535, 1, 1000, errbuf)</w:t>
+      </w:r>
+    </w:p>
+    <w:p>
+      <w:pPr>
+        <w:pStyle w:val="ListBullet"/>
+      </w:pPr>
+      <w:r>
+        <w:t>dev：网卡名（any = 全部网卡）</w:t>
+      </w:r>
+    </w:p>
+    <w:p>
+      <w:pPr>
+        <w:pStyle w:val="ListBullet"/>
+      </w:pPr>
+      <w:r>
+        <w:t>65535：每个包最多抓多少字节（snaplen，够装整个包）</w:t>
+      </w:r>
+    </w:p>
+    <w:p>
+      <w:pPr>
+        <w:pStyle w:val="ListBullet"/>
+      </w:pPr>
+      <w:r>
+        <w:t>1：混杂模式——连不是发给本机的包也一起抓</w:t>
+      </w:r>
+    </w:p>
+    <w:p>
+      <w:pPr>
+        <w:pStyle w:val="ListBullet"/>
+      </w:pPr>
+      <w:r>
+        <w:t>1000：超时毫秒——没包时最多等 1 秒就返回，让程序能喘口气</w:t>
+      </w:r>
+    </w:p>
+    <w:p>
+      <w:pPr>
+        <w:pStyle w:val="Heading2"/>
+      </w:pPr>
+      <w:r>
+        <w:t>11.2 在线模式多了一种返回值</w:t>
+      </w:r>
+    </w:p>
+    <w:p>
+      <w:r>
+        <w:rPr>
+          <w:b w:val="0"/>
+        </w:rPr>
+        <w:t>pcap_next_ex 在实时模式下会返回 0 = 「这段时间没等到包」。所以循环多了个分支：超时 continue 继续等；抓到（1）走正常处理；出错（-1）才退出。</w:t>
+      </w:r>
+    </w:p>
+    <w:p>
+      <w:pPr>
+        <w:pStyle w:val="Heading2"/>
+      </w:pPr>
+      <w:r>
+        <w:t>11.3 抽出共用管线 handle_packet</w:t>
+      </w:r>
+    </w:p>
+    <w:p>
+      <w:r>
+        <w:rPr>
+          <w:b w:val="0"/>
+        </w:rPr>
+        <w:t>两种模式里「处理一个包」的流程完全一样（编号 → 解析 → 过滤 → 打印 → 统计），于是把它抽成函数 handle_packet，两边都调它。这就是复用：加 live 模式几乎没碰原来的逻辑。</w:t>
+      </w:r>
+    </w:p>
+    <w:p>
+      <w:pPr>
+        <w:pStyle w:val="Heading2"/>
+      </w:pPr>
+      <w:r>
+        <w:t>11.4 真抓一次（WSL 实测）</w:t>
+      </w:r>
+    </w:p>
+    <w:p>
+      <w:pPr>
+        <w:spacing w:before="80" w:after="80"/>
+      </w:pPr>
+      <w:r>
+        <w:rPr>
+          <w:rFonts w:ascii="Consolas" w:hAnsi="Consolas"/>
+          <w:sz w:val="20"/>
+        </w:rPr>
+        <w:t>$ sudo ./pcaptool live lo 6</w:t>
+        <w:br/>
+        <w:t>正在监听 lo ...（最多抓 6 个包，想提前停就按 Ctrl+C）</w:t>
+        <w:br/>
+        <w:t>#1  时间=...  长度=83</w:t>
+        <w:br/>
+        <w:t xml:space="preserve">    以太网  源=00:00:00:00:00:00  目的=00:00:00:00:00:00  类型=IPv4(0x0800)</w:t>
+        <w:br/>
+        <w:t xml:space="preserve">    IPv4    源=10.255.255.254  目的=10.255.255.254  协议=UDP(17)  TTL=64</w:t>
+        <w:br/>
+        <w:t xml:space="preserve">    UDP     源端口=45663  目的端口=53  长度=49</w:t>
+        <w:br/>
+        <w:t>...（继续抓到 6 个）</w:t>
+        <w:br/>
+        <w:t>--- 抓包停止（已抓 6 个）---</w:t>
+      </w:r>
+    </w:p>
+    <w:p>
+      <w:r>
+        <w:rPr>
+          <w:b w:val="0"/>
+        </w:rPr>
+        <w:t>这 6 个包是 WSL 系统自己的 DNS 查询——不是样例数据，是现场抓到的真实流量。注意实时抓包要 root/sudo（打开混杂模式需要高权限）。</w:t>
+      </w:r>
+    </w:p>
+    <w:p>
+      <w:pPr>
+        <w:pStyle w:val="Heading1"/>
+      </w:pPr>
+      <w:r>
+        <w:t>十二、v0.6：导出分析报告（--report）</w:t>
+      </w:r>
+    </w:p>
+    <w:p>
+      <w:r>
+        <w:rPr>
+          <w:b w:val="0"/>
+        </w:rPr>
+        <w:t>最后一块拼图：把结果写进文件，方便存档、发给别人。</w:t>
+      </w:r>
+    </w:p>
+    <w:p>
+      <w:pPr>
+        <w:spacing w:before="80" w:after="80"/>
+      </w:pPr>
+      <w:r>
+        <w:rPr>
+          <w:rFonts w:ascii="Consolas" w:hAnsi="Consolas"/>
+          <w:sz w:val="20"/>
+        </w:rPr>
+        <w:t>./pcaptool samples/sample.pcap --report 报告.txt</w:t>
+      </w:r>
+    </w:p>
+    <w:p>
+      <w:r>
+        <w:rPr>
+          <w:b w:val="0"/>
+        </w:rPr>
+        <w:t>核心是三件套：fopen(path, "w") 打开文件 → fprintf(f, ...) 往里写（和 printf 一个用法，只是「往哪写」从屏幕变成了文件）→ fclose(f) 关闭。打开的东西一定要关——和 pcap_close 一个道理。</w:t>
+      </w:r>
+    </w:p>
+    <w:p>
+      <w:r>
+        <w:rPr>
+          <w:b w:val="0"/>
+        </w:rPr>
+        <w:t>一个优雅的小改动：统计输出从 print_stats 改成了 emit_stats(FILE *out, ...)——同一份逻辑，传 stdout 就是打屏幕，传文件指针就是写文件。改一个参数，两处通用。</w:t>
+      </w:r>
+    </w:p>
+    <w:p>
+      <w:pPr>
+        <w:spacing w:before="80" w:after="80"/>
+      </w:pPr>
+      <w:r>
+        <w:rPr>
+          <w:rFonts w:ascii="Consolas" w:hAnsi="Consolas"/>
+          <w:sz w:val="20"/>
+        </w:rPr>
+        <w:t>pcaptool 分析报告</w:t>
+        <w:br/>
+        <w:t>================</w:t>
+        <w:br/>
+        <w:br/>
+        <w:t>共 6 个包，总流量 436 字节</w:t>
+        <w:br/>
+        <w:br/>
+        <w:t>====== 协议统计 ======</w:t>
+        <w:br/>
+        <w:t>TCP      3 个包   209 字节（47.9%）</w:t>
+        <w:br/>
+        <w:t>...</w:t>
+      </w:r>
+    </w:p>
+    <w:p>
+      <w:pPr>
+        <w:pStyle w:val="Heading1"/>
+      </w:pPr>
+      <w:r>
+        <w:t>十三、结语：项目现状与还可以做什么</w:t>
+      </w:r>
+    </w:p>
+    <w:p>
+      <w:r>
+        <w:rPr>
+          <w:b w:val="0"/>
+        </w:rPr>
+        <w:t>到这里，pcaptool 的功能闭环了：读包 → 解析 → 过滤 → 统计 → 实时抓包 → 导出报告——一份完整的小型网络分析工具。</w:t>
+      </w:r>
+    </w:p>
+    <w:p>
+      <w:pPr>
+        <w:pStyle w:val="Heading2"/>
+      </w:pPr>
+      <w:r>
+        <w:t>已完成清单</w:t>
+      </w:r>
+    </w:p>
+    <w:p>
+      <w:pPr>
+        <w:pStyle w:val="ListBullet"/>
+      </w:pPr>
+      <w:r>
+        <w:t>两种输入：读 .pcap 文件 / 实时抓网卡</w:t>
+      </w:r>
+    </w:p>
+    <w:p>
+      <w:pPr>
+        <w:pStyle w:val="ListBullet"/>
+      </w:pPr>
+      <w:r>
+        <w:t>逐层解析：以太网、IPv4、TCP、UDP、ICMP（含分片判断与边界检查）</w:t>
+      </w:r>
+    </w:p>
+    <w:p>
+      <w:pPr>
+        <w:pStyle w:val="ListBullet"/>
+      </w:pPr>
+      <w:r>
+        <w:t>过滤表达式：tcp / udp / icmp / port / host，可组合</w:t>
+      </w:r>
+    </w:p>
+    <w:p>
+      <w:pPr>
+        <w:pStyle w:val="ListBullet"/>
+      </w:pPr>
+      <w:r>
+        <w:t>统计：协议流量占比、Top IP、Top 端口</w:t>
+      </w:r>
+    </w:p>
+    <w:p>
+      <w:pPr>
+        <w:pStyle w:val="ListBullet"/>
+      </w:pPr>
+      <w:r>
+        <w:t>导出文本报告（--report）</w:t>
+      </w:r>
+    </w:p>
+    <w:p>
+      <w:pPr>
+        <w:pStyle w:val="Heading2"/>
+      </w:pPr>
+      <w:r>
+        <w:t>还可以往哪儿走（有兴趣再开新章）</w:t>
+      </w:r>
+    </w:p>
+    <w:p>
+      <w:pPr>
+        <w:pStyle w:val="ListBullet"/>
+      </w:pPr>
+      <w:r>
+        <w:t>解析 IPv6、ARP（代码骨架已经留好）</w:t>
+      </w:r>
+    </w:p>
+    <w:p>
+      <w:pPr>
+        <w:pStyle w:val="ListBullet"/>
+      </w:pPr>
+      <w:r>
+        <w:t>按「会话」聚合：把一来一回的包拼成一次完整通信</w:t>
+      </w:r>
+    </w:p>
+    <w:p>
+      <w:pPr>
+        <w:pStyle w:val="ListBullet"/>
+      </w:pPr>
+      <w:r>
+        <w:t>更强的过滤语法（and / or / 网段匹配）</w:t>
+      </w:r>
+    </w:p>
+    <w:p>
+      <w:pPr>
+        <w:pStyle w:val="ListBullet"/>
+      </w:pPr>
+      <w:r>
+        <w:t>解开包的负载看内容（比如 HTTP 请求）</w:t>
+      </w:r>
+    </w:p>
+    <w:p>
+      <w:pPr>
+        <w:pStyle w:val="ListBullet"/>
+      </w:pPr>
+      <w:r>
+        <w:t>性能优化：处理百万级包（哈希表、流式统计）</w:t>
+      </w:r>
+    </w:p>
+    <w:p>
+      <w:pPr>
+        <w:pStyle w:val="Heading2"/>
+      </w:pPr>
+      <w:r>
+        <w:t>这份笔记怎么持续更新</w:t>
+      </w:r>
+    </w:p>
+    <w:p>
+      <w:r>
+        <w:rPr>
+          <w:b w:val="0"/>
+        </w:rPr>
+        <w:t>每改一版代码，就往 tools/make_doc.py 里追加新章节，然后任选一种方式重新生成文档：</w:t>
+      </w:r>
+    </w:p>
+    <w:p>
+      <w:pPr>
+        <w:spacing w:before="80" w:after="80"/>
+      </w:pPr>
+      <w:r>
+        <w:rPr>
+          <w:rFonts w:ascii="Consolas" w:hAnsi="Consolas"/>
+          <w:sz w:val="20"/>
+        </w:rPr>
+        <w:t>方式一（命令行）: python3 tools/make_doc.py</w:t>
+        <w:br/>
+        <w:t>方式二（双击）:   双击项目里的 更新文档.bat（自动生成并复制一份到桌面）</w:t>
       </w:r>
     </w:p>
     <w:p>
@@ -1736,7 +2466,7 @@
           <w:i/>
           <w:color w:val="606060"/>
         </w:rPr>
-        <w:t>每完成一个阶段，就跑一次 python3 tools/make_doc.py 刷新本文档；后面的每一步都会继续往这里追加章节。</w:t>
+        <w:t>笔记和代码在同一个仓库、一起提交——代码到哪一版，笔记就讲到哪一版。</w:t>
       </w:r>
     </w:p>
     <w:sectPr>

--- a/docs/pcaptool学习笔记.docx
+++ b/docs/pcaptool学习笔记.docx
@@ -24,18 +24,16 @@
         <w:t>作者：刘梓涵（Yui0818）· 南大电院 2025 级</w:t>
       </w:r>
     </w:p>
+    <w:p/>
     <w:p>
-      <w:r>
-        <w:rPr>
-          <w:b w:val="0"/>
-        </w:rPr>
-      </w:r>
-    </w:p>
-    <w:p>
+      <w:pPr>
+        <w:ind w:left="198"/>
+      </w:pPr>
       <w:r>
         <w:rPr>
           <w:i/>
-          <w:color w:val="606060"/>
+          <w:color w:val="6B6B6B"/>
+          <w:sz w:val="20"/>
         </w:rPr>
         <w:t>本笔记随项目持续更新。每完成一个阶段，都会新增对应章节，由浅入深讲解网络协议。</w:t>
       </w:r>
@@ -55,105 +53,66 @@
     </w:p>
     <w:p>
       <w:r>
-        <w:rPr>
-          <w:b w:val="0"/>
-        </w:rPr>
         <w:t>1. 一、项目是什么</w:t>
       </w:r>
     </w:p>
     <w:p>
       <w:r>
-        <w:rPr>
-          <w:b w:val="0"/>
-        </w:rPr>
         <w:t>2. 二、开发环境与工具</w:t>
       </w:r>
     </w:p>
     <w:p>
       <w:r>
-        <w:rPr>
-          <w:b w:val="0"/>
-        </w:rPr>
         <w:t>3. 三、v0.1 最小 demo（读 pcap 文件）逐行讲解</w:t>
       </w:r>
     </w:p>
     <w:p>
       <w:r>
-        <w:rPr>
-          <w:b w:val="0"/>
-        </w:rPr>
         <w:t>4. 四、改造脚本：make_sample.py 逐行讲解</w:t>
       </w:r>
     </w:p>
     <w:p>
       <w:r>
-        <w:rPr>
-          <w:b w:val="0"/>
-        </w:rPr>
         <w:t>5. 五、构建与运行（Makefile 逐行讲解）</w:t>
       </w:r>
     </w:p>
     <w:p>
       <w:r>
-        <w:rPr>
-          <w:b w:val="0"/>
-        </w:rPr>
         <w:t>6. 六、项目结构总览</w:t>
       </w:r>
     </w:p>
     <w:p>
       <w:r>
-        <w:rPr>
-          <w:b w:val="0"/>
-        </w:rPr>
         <w:t>7. 七、Git 与 GitHub 完整流程（含推送、署名）</w:t>
       </w:r>
     </w:p>
     <w:p>
       <w:r>
-        <w:rPr>
-          <w:b w:val="0"/>
-        </w:rPr>
         <w:t>8. 八、v0.2：解析协议头（以太网 / IPv4 / TCP / UDP / ICMP）逐行讲解</w:t>
       </w:r>
     </w:p>
     <w:p>
       <w:r>
-        <w:rPr>
-          <w:b w:val="0"/>
-        </w:rPr>
         <w:t>9. 九、v0.3：统计——重构解析管线，算协议占比与 Top 排名</w:t>
       </w:r>
     </w:p>
     <w:p>
       <w:r>
-        <w:rPr>
-          <w:b w:val="0"/>
-        </w:rPr>
         <w:t>10. 十、v0.4：过滤表达式——只显示关心的包</w:t>
       </w:r>
     </w:p>
     <w:p>
       <w:r>
-        <w:rPr>
-          <w:b w:val="0"/>
-        </w:rPr>
         <w:t>11. 十一、v0.5：实时抓网卡（live 模式）</w:t>
       </w:r>
     </w:p>
     <w:p>
       <w:r>
-        <w:rPr>
-          <w:b w:val="0"/>
-        </w:rPr>
         <w:t>12. 十二、v0.6：导出分析报告（--report）</w:t>
       </w:r>
     </w:p>
     <w:p>
       <w:r>
-        <w:rPr>
-          <w:b w:val="0"/>
-        </w:rPr>
         <w:t>13. 十三、结语：项目现状与还可以做什么</w:t>
       </w:r>
     </w:p>
@@ -163,6 +122,11 @@
       </w:r>
     </w:p>
     <w:p>
+      <w:r>
+        <w:br w:type="page"/>
+      </w:r>
+    </w:p>
+    <w:p>
       <w:pPr>
         <w:pStyle w:val="Heading1"/>
       </w:pPr>
@@ -172,17 +136,11 @@
     </w:p>
     <w:p>
       <w:r>
-        <w:rPr>
-          <w:b w:val="0"/>
-        </w:rPr>
         <w:t>pcaptool 是一个用 C 语言写成的命令行网络抓包 / 分析工具，功能类似于内置版 tcpdump 和 Wireshark。</w:t>
       </w:r>
     </w:p>
     <w:p>
       <w:r>
-        <w:rPr>
-          <w:b w:val="0"/>
-        </w:rPr>
         <w:t>它做的事情是：</w:t>
       </w:r>
     </w:p>
@@ -268,12 +226,14 @@
     </w:p>
     <w:p>
       <w:pPr>
-        <w:spacing w:before="80" w:after="80"/>
+        <w:spacing w:before="60" w:after="140" w:line="300" w:lineRule="auto"/>
+        <w:ind w:left="198"/>
+        <w:shd w:val="clear" w:color="auto" w:fill="F4F6F8"/>
       </w:pPr>
       <w:r>
         <w:rPr>
-          <w:rFonts w:ascii="Consolas" w:hAnsi="Consolas"/>
-          <w:sz w:val="20"/>
+          <w:rFonts w:ascii="Consolas" w:hAnsi="Consolas" w:eastAsia="Microsoft YaHei"/>
+          <w:sz w:val="18"/>
         </w:rPr>
         <w:t>全部完成（v0.6）：读 pcap 文件、逐层解析协议头、统计与 Top 排名、过滤表达式、实时抓包、导出报告</w:t>
         <w:br/>
@@ -281,6 +241,11 @@
       </w:r>
     </w:p>
     <w:p>
+      <w:r>
+        <w:br w:type="page"/>
+      </w:r>
+    </w:p>
+    <w:p>
       <w:pPr>
         <w:pStyle w:val="Heading1"/>
       </w:pPr>
@@ -326,6 +291,11 @@
       </w:pPr>
       <w:r>
         <w:t>版本控制：git + GitHub（账号 Yui0818）</w:t>
+      </w:r>
+    </w:p>
+    <w:p>
+      <w:r>
+        <w:br w:type="page"/>
       </w:r>
     </w:p>
     <w:p>
@@ -346,9 +316,6 @@
     </w:p>
     <w:p>
       <w:r>
-        <w:rPr>
-          <w:b w:val="0"/>
-        </w:rPr>
         <w:t>这个程序只做一件事：打开一个 pcap 文件，读到里面每一个网络包，报出它的长度和接收时间。</w:t>
       </w:r>
     </w:p>
@@ -362,41 +329,39 @@
     </w:p>
     <w:p>
       <w:pPr>
-        <w:spacing w:before="80" w:after="80"/>
+        <w:spacing w:before="60" w:after="140" w:line="300" w:lineRule="auto"/>
+        <w:ind w:left="198"/>
+        <w:shd w:val="clear" w:color="auto" w:fill="F4F6F8"/>
       </w:pPr>
       <w:r>
         <w:rPr>
-          <w:rFonts w:ascii="Consolas" w:hAnsi="Consolas"/>
-          <w:sz w:val="20"/>
+          <w:rFonts w:ascii="Consolas" w:hAnsi="Consolas" w:eastAsia="Microsoft YaHei"/>
+          <w:sz w:val="18"/>
         </w:rPr>
         <w:t>#include &lt;stdio.h&gt;</w:t>
       </w:r>
     </w:p>
     <w:p>
       <w:r>
-        <w:rPr>
-          <w:b w:val="0"/>
-        </w:rPr>
         <w:t>把「标准输入输出」头文件引进来。printf / fprintf 这些往屏幕上打字的功能都靠它。</w:t>
       </w:r>
     </w:p>
     <w:p>
       <w:pPr>
-        <w:spacing w:before="80" w:after="80"/>
+        <w:spacing w:before="60" w:after="140" w:line="300" w:lineRule="auto"/>
+        <w:ind w:left="198"/>
+        <w:shd w:val="clear" w:color="auto" w:fill="F4F6F8"/>
       </w:pPr>
       <w:r>
         <w:rPr>
-          <w:rFonts w:ascii="Consolas" w:hAnsi="Consolas"/>
-          <w:sz w:val="20"/>
+          <w:rFonts w:ascii="Consolas" w:hAnsi="Consolas" w:eastAsia="Microsoft YaHei"/>
+          <w:sz w:val="18"/>
         </w:rPr>
         <w:t>#include &lt;pcap/pcap.h&gt;</w:t>
       </w:r>
     </w:p>
     <w:p>
       <w:r>
-        <w:rPr>
-          <w:b w:val="0"/>
-        </w:rPr>
         <w:t>把「libpcap 抓包库」的头引进来。里面声明了读 pcap 文件、抓网卡要用到的所有函数。</w:t>
       </w:r>
     </w:p>
@@ -410,32 +375,33 @@
     </w:p>
     <w:p>
       <w:pPr>
-        <w:spacing w:before="80" w:after="80"/>
+        <w:spacing w:before="60" w:after="140" w:line="300" w:lineRule="auto"/>
+        <w:ind w:left="198"/>
+        <w:shd w:val="clear" w:color="auto" w:fill="F4F6F8"/>
       </w:pPr>
       <w:r>
         <w:rPr>
-          <w:rFonts w:ascii="Consolas" w:hAnsi="Consolas"/>
-          <w:sz w:val="20"/>
+          <w:rFonts w:ascii="Consolas" w:hAnsi="Consolas" w:eastAsia="Microsoft YaHei"/>
+          <w:sz w:val="18"/>
         </w:rPr>
         <w:t>int main(int argc, char *argv[])</w:t>
       </w:r>
     </w:p>
     <w:p>
       <w:r>
-        <w:rPr>
-          <w:b w:val="0"/>
-        </w:rPr>
         <w:t>程序的入口。argc 是「命令行参数个数」，argv 是「这些参数的内容」。</w:t>
       </w:r>
     </w:p>
     <w:p>
       <w:pPr>
-        <w:spacing w:before="80" w:after="80"/>
+        <w:spacing w:before="60" w:after="140" w:line="300" w:lineRule="auto"/>
+        <w:ind w:left="198"/>
+        <w:shd w:val="clear" w:color="auto" w:fill="F4F6F8"/>
       </w:pPr>
       <w:r>
         <w:rPr>
-          <w:rFonts w:ascii="Consolas" w:hAnsi="Consolas"/>
-          <w:sz w:val="20"/>
+          <w:rFonts w:ascii="Consolas" w:hAnsi="Consolas" w:eastAsia="Microsoft YaHei"/>
+          <w:sz w:val="18"/>
         </w:rPr>
         <w:t>比如运行  ./pcaptool xxx.pcap</w:t>
         <w:br/>
@@ -456,32 +422,33 @@
     </w:p>
     <w:p>
       <w:pPr>
-        <w:spacing w:before="80" w:after="80"/>
+        <w:spacing w:before="60" w:after="140" w:line="300" w:lineRule="auto"/>
+        <w:ind w:left="198"/>
+        <w:shd w:val="clear" w:color="auto" w:fill="F4F6F8"/>
       </w:pPr>
       <w:r>
         <w:rPr>
-          <w:rFonts w:ascii="Consolas" w:hAnsi="Consolas"/>
-          <w:sz w:val="20"/>
+          <w:rFonts w:ascii="Consolas" w:hAnsi="Consolas" w:eastAsia="Microsoft YaHei"/>
+          <w:sz w:val="18"/>
         </w:rPr>
         <w:t>if (argc &lt; 2) {</w:t>
       </w:r>
     </w:p>
     <w:p>
       <w:r>
-        <w:rPr>
-          <w:b w:val="0"/>
-        </w:rPr>
         <w:t>如果用户连文件名都没给（参数太少），就打印用法并退出。</w:t>
       </w:r>
     </w:p>
     <w:p>
       <w:pPr>
-        <w:spacing w:before="80" w:after="80"/>
+        <w:spacing w:before="60" w:after="140" w:line="300" w:lineRule="auto"/>
+        <w:ind w:left="198"/>
+        <w:shd w:val="clear" w:color="auto" w:fill="F4F6F8"/>
       </w:pPr>
       <w:r>
         <w:rPr>
-          <w:rFonts w:ascii="Consolas" w:hAnsi="Consolas"/>
-          <w:sz w:val="20"/>
+          <w:rFonts w:ascii="Consolas" w:hAnsi="Consolas" w:eastAsia="Microsoft YaHei"/>
+          <w:sz w:val="18"/>
         </w:rPr>
         <w:t>fprintf(stderr, "用法: %s &lt;pcap文件&gt;\n", argv[0]);</w:t>
         <w:br/>
@@ -490,9 +457,6 @@
     </w:p>
     <w:p>
       <w:r>
-        <w:rPr>
-          <w:b w:val="0"/>
-        </w:rPr>
         <w:t>stderr 是「错误输出流」，用于报错。return 1 表示程序用「失败」状态退出（非 0 即失败）。</w:t>
       </w:r>
     </w:p>
@@ -506,61 +470,58 @@
     </w:p>
     <w:p>
       <w:pPr>
-        <w:spacing w:before="80" w:after="80"/>
+        <w:spacing w:before="60" w:after="140" w:line="300" w:lineRule="auto"/>
+        <w:ind w:left="198"/>
+        <w:shd w:val="clear" w:color="auto" w:fill="F4F6F8"/>
       </w:pPr>
       <w:r>
         <w:rPr>
-          <w:rFonts w:ascii="Consolas" w:hAnsi="Consolas"/>
-          <w:sz w:val="20"/>
+          <w:rFonts w:ascii="Consolas" w:hAnsi="Consolas" w:eastAsia="Microsoft YaHei"/>
+          <w:sz w:val="18"/>
         </w:rPr>
         <w:t>char errbuf[PCAP_ERRBUF_SIZE];</w:t>
       </w:r>
     </w:p>
     <w:p>
       <w:r>
-        <w:rPr>
-          <w:b w:val="0"/>
-        </w:rPr>
         <w:t>PCAP_ERRBUF_SIZE 是 libpcap 定义的定长缓冲区大小（128）。errbuf 用来放「万一出错，错误原因是什么」。</w:t>
       </w:r>
     </w:p>
     <w:p>
       <w:pPr>
-        <w:spacing w:before="80" w:after="80"/>
+        <w:spacing w:before="60" w:after="140" w:line="300" w:lineRule="auto"/>
+        <w:ind w:left="198"/>
+        <w:shd w:val="clear" w:color="auto" w:fill="F4F6F8"/>
       </w:pPr>
       <w:r>
         <w:rPr>
-          <w:rFonts w:ascii="Consolas" w:hAnsi="Consolas"/>
-          <w:sz w:val="20"/>
+          <w:rFonts w:ascii="Consolas" w:hAnsi="Consolas" w:eastAsia="Microsoft YaHei"/>
+          <w:sz w:val="18"/>
         </w:rPr>
         <w:t>pcap_t *handle = pcap_open_offline(argv[1], errbuf);</w:t>
       </w:r>
     </w:p>
     <w:p>
       <w:r>
-        <w:rPr>
-          <w:b w:val="0"/>
-        </w:rPr>
         <w:t>pcap_open_offline 打开一个「离线 pcap 文件」（不是抓活动网卡）。返回句柄 handle（指向该文件的指针）。打不开就返回 NULL，并把原因写到 errbuf。</w:t>
       </w:r>
     </w:p>
     <w:p>
       <w:pPr>
-        <w:spacing w:before="80" w:after="80"/>
+        <w:spacing w:before="60" w:after="140" w:line="300" w:lineRule="auto"/>
+        <w:ind w:left="198"/>
+        <w:shd w:val="clear" w:color="auto" w:fill="F4F6F8"/>
       </w:pPr>
       <w:r>
         <w:rPr>
-          <w:rFonts w:ascii="Consolas" w:hAnsi="Consolas"/>
-          <w:sz w:val="20"/>
+          <w:rFonts w:ascii="Consolas" w:hAnsi="Consolas" w:eastAsia="Microsoft YaHei"/>
+          <w:sz w:val="18"/>
         </w:rPr>
         <w:t>if (handle == NULL) { ... return 1; }</w:t>
       </w:r>
     </w:p>
     <w:p>
       <w:r>
-        <w:rPr>
-          <w:b w:val="0"/>
-        </w:rPr>
         <w:t>检查句柄：如果打不开，报错退出。</w:t>
       </w:r>
     </w:p>
@@ -574,21 +535,20 @@
     </w:p>
     <w:p>
       <w:pPr>
-        <w:spacing w:before="80" w:after="80"/>
+        <w:spacing w:before="60" w:after="140" w:line="300" w:lineRule="auto"/>
+        <w:ind w:left="198"/>
+        <w:shd w:val="clear" w:color="auto" w:fill="F4F6F8"/>
       </w:pPr>
       <w:r>
         <w:rPr>
-          <w:rFonts w:ascii="Consolas" w:hAnsi="Consolas"/>
-          <w:sz w:val="20"/>
+          <w:rFonts w:ascii="Consolas" w:hAnsi="Consolas" w:eastAsia="Microsoft YaHei"/>
+          <w:sz w:val="18"/>
         </w:rPr>
         <w:t>int linktype = pcap_datalink(handle);</w:t>
       </w:r>
     </w:p>
     <w:p>
       <w:r>
-        <w:rPr>
-          <w:b w:val="0"/>
-        </w:rPr>
         <w:t>查询这个文件的「链路层协议类型」。值为 1 表示以太网（Ethernet）。v0.1 里先把它存着不用；v0.2 起它派上用场——用来提醒「这个文件不是以太网格式的话，解析结果可能不准」。</w:t>
       </w:r>
     </w:p>
@@ -602,12 +562,14 @@
     </w:p>
     <w:p>
       <w:pPr>
-        <w:spacing w:before="80" w:after="80"/>
+        <w:spacing w:before="60" w:after="140" w:line="300" w:lineRule="auto"/>
+        <w:ind w:left="198"/>
+        <w:shd w:val="clear" w:color="auto" w:fill="F4F6F8"/>
       </w:pPr>
       <w:r>
         <w:rPr>
-          <w:rFonts w:ascii="Consolas" w:hAnsi="Consolas"/>
-          <w:sz w:val="20"/>
+          <w:rFonts w:ascii="Consolas" w:hAnsi="Consolas" w:eastAsia="Microsoft YaHei"/>
+          <w:sz w:val="18"/>
         </w:rPr>
         <w:t>struct pcap_pkthdr *header;</w:t>
         <w:br/>
@@ -616,20 +578,19 @@
     </w:p>
     <w:p>
       <w:r>
-        <w:rPr>
-          <w:b w:val="0"/>
-        </w:rPr>
         <w:t>header 会指向「这个包的信息」（长度、时间），packet 会指向「包的原始字节数据」。</w:t>
       </w:r>
     </w:p>
     <w:p>
       <w:pPr>
-        <w:spacing w:before="80" w:after="80"/>
+        <w:spacing w:before="60" w:after="140" w:line="300" w:lineRule="auto"/>
+        <w:ind w:left="198"/>
+        <w:shd w:val="clear" w:color="auto" w:fill="F4F6F8"/>
       </w:pPr>
       <w:r>
         <w:rPr>
-          <w:rFonts w:ascii="Consolas" w:hAnsi="Consolas"/>
-          <w:sz w:val="20"/>
+          <w:rFonts w:ascii="Consolas" w:hAnsi="Consolas" w:eastAsia="Microsoft YaHei"/>
+          <w:sz w:val="18"/>
         </w:rPr>
         <w:t>while (1) {</w:t>
         <w:br/>
@@ -638,9 +599,6 @@
     </w:p>
     <w:p>
       <w:r>
-        <w:rPr>
-          <w:b w:val="0"/>
-        </w:rPr>
         <w:t>pcap_next_ex 读「下一个」包，返回值三种：</w:t>
       </w:r>
     </w:p>
@@ -670,12 +628,14 @@
     </w:p>
     <w:p>
       <w:pPr>
-        <w:spacing w:before="80" w:after="80"/>
+        <w:spacing w:before="60" w:after="140" w:line="300" w:lineRule="auto"/>
+        <w:ind w:left="198"/>
+        <w:shd w:val="clear" w:color="auto" w:fill="F4F6F8"/>
       </w:pPr>
       <w:r>
         <w:rPr>
-          <w:rFonts w:ascii="Consolas" w:hAnsi="Consolas"/>
-          <w:sz w:val="20"/>
+          <w:rFonts w:ascii="Consolas" w:hAnsi="Consolas" w:eastAsia="Microsoft YaHei"/>
+          <w:sz w:val="18"/>
         </w:rPr>
         <w:t>if (ret == 1) {</w:t>
         <w:br/>
@@ -690,9 +650,6 @@
     </w:p>
     <w:p>
       <w:r>
-        <w:rPr>
-          <w:b w:val="0"/>
-        </w:rPr>
         <w:t>成功读到包时：总数+1，累加字节；header-&gt;len 是包长度；ts.tv_sec 是秒、ts.tv_usec 是微秒。</w:t>
       </w:r>
     </w:p>
@@ -706,12 +663,14 @@
     </w:p>
     <w:p>
       <w:pPr>
-        <w:spacing w:before="80" w:after="80"/>
+        <w:spacing w:before="60" w:after="140" w:line="300" w:lineRule="auto"/>
+        <w:ind w:left="198"/>
+        <w:shd w:val="clear" w:color="auto" w:fill="F4F6F8"/>
       </w:pPr>
       <w:r>
         <w:rPr>
-          <w:rFonts w:ascii="Consolas" w:hAnsi="Consolas"/>
-          <w:sz w:val="20"/>
+          <w:rFonts w:ascii="Consolas" w:hAnsi="Consolas" w:eastAsia="Microsoft YaHei"/>
+          <w:sz w:val="18"/>
         </w:rPr>
         <w:t>printf("共 %lld 个包，总流量 %llu 字节\n", total, bytes);</w:t>
         <w:br/>
@@ -722,10 +681,12 @@
     </w:p>
     <w:p>
       <w:r>
-        <w:rPr>
-          <w:b w:val="0"/>
-        </w:rPr>
         <w:t>打印统计，关闭文件释放资源，成功返回 0（0 表示成功）。</w:t>
+      </w:r>
+    </w:p>
+    <w:p>
+      <w:r>
+        <w:br w:type="page"/>
       </w:r>
     </w:p>
     <w:p>
@@ -738,9 +699,6 @@
     </w:p>
     <w:p>
       <w:r>
-        <w:rPr>
-          <w:b w:val="0"/>
-        </w:rPr>
         <w:t>因为我们不想依赖外网下载示例文件，就用 Python 自己生成一个「格式合法」的 pcap 文件。</w:t>
       </w:r>
     </w:p>
@@ -754,9 +712,6 @@
     </w:p>
     <w:p>
       <w:r>
-        <w:rPr>
-          <w:b w:val="0"/>
-        </w:rPr>
         <w:t>pcap 文件有两层结构：</w:t>
       </w:r>
     </w:p>
@@ -778,12 +733,14 @@
     </w:p>
     <w:p>
       <w:pPr>
-        <w:spacing w:before="80" w:after="80"/>
+        <w:spacing w:before="60" w:after="140" w:line="300" w:lineRule="auto"/>
+        <w:ind w:left="198"/>
+        <w:shd w:val="clear" w:color="auto" w:fill="F4F6F8"/>
       </w:pPr>
       <w:r>
         <w:rPr>
-          <w:rFonts w:ascii="Consolas" w:hAnsi="Consolas"/>
-          <w:sz w:val="20"/>
+          <w:rFonts w:ascii="Consolas" w:hAnsi="Consolas" w:eastAsia="Microsoft YaHei"/>
+          <w:sz w:val="18"/>
         </w:rPr>
         <w:t>全局头：a1 b2 c3 d4  02 00  04 00  00 00 00 00  00 00 00 00  ff ff 00 00  01 00 00 00</w:t>
         <w:br/>
@@ -800,81 +757,77 @@
     </w:p>
     <w:p>
       <w:pPr>
-        <w:spacing w:before="80" w:after="80"/>
+        <w:spacing w:before="60" w:after="140" w:line="300" w:lineRule="auto"/>
+        <w:ind w:left="198"/>
+        <w:shd w:val="clear" w:color="auto" w:fill="F4F6F8"/>
       </w:pPr>
       <w:r>
         <w:rPr>
-          <w:rFonts w:ascii="Consolas" w:hAnsi="Consolas"/>
-          <w:sz w:val="20"/>
+          <w:rFonts w:ascii="Consolas" w:hAnsi="Consolas" w:eastAsia="Microsoft YaHei"/>
+          <w:sz w:val="18"/>
         </w:rPr>
         <w:t>struct.pack("&lt;IHHiIII", MAGIC, ...)</w:t>
       </w:r>
     </w:p>
     <w:p>
       <w:r>
-        <w:rPr>
-          <w:b w:val="0"/>
-        </w:rPr>
         <w:t>struct.pack 把 Python 数字「打包」成指定字节序列（写到磁盘的二进制）。&lt; 表示小端字节序（网络包默认小端）。</w:t>
       </w:r>
     </w:p>
     <w:p>
       <w:pPr>
-        <w:spacing w:before="80" w:after="80"/>
+        <w:spacing w:before="60" w:after="140" w:line="300" w:lineRule="auto"/>
+        <w:ind w:left="198"/>
+        <w:shd w:val="clear" w:color="auto" w:fill="F4F6F8"/>
       </w:pPr>
       <w:r>
         <w:rPr>
-          <w:rFonts w:ascii="Consolas" w:hAnsi="Consolas"/>
-          <w:sz w:val="20"/>
+          <w:rFonts w:ascii="Consolas" w:hAnsi="Consolas" w:eastAsia="Microsoft YaHei"/>
+          <w:sz w:val="18"/>
         </w:rPr>
         <w:t>def eth_frame(payload, src_mac, dst_mac, ethertype):</w:t>
       </w:r>
     </w:p>
     <w:p>
       <w:r>
-        <w:rPr>
-          <w:b w:val="0"/>
-        </w:rPr>
         <w:t>给一段数据套上「以太网帧头」（14 字节：目标 MAC 6 + 源 MAC 6 + 类型 2）。type=0x0800 是 IPv4，0x0806 是 ARP。</w:t>
       </w:r>
     </w:p>
     <w:p>
       <w:pPr>
-        <w:spacing w:before="80" w:after="80"/>
+        <w:spacing w:before="60" w:after="140" w:line="300" w:lineRule="auto"/>
+        <w:ind w:left="198"/>
+        <w:shd w:val="clear" w:color="auto" w:fill="F4F6F8"/>
       </w:pPr>
       <w:r>
         <w:rPr>
-          <w:rFonts w:ascii="Consolas" w:hAnsi="Consolas"/>
-          <w:sz w:val="20"/>
+          <w:rFonts w:ascii="Consolas" w:hAnsi="Consolas" w:eastAsia="Microsoft YaHei"/>
+          <w:sz w:val="18"/>
         </w:rPr>
         <w:t>def ipv4(payload, src, dst, proto, ident):</w:t>
       </w:r>
     </w:p>
     <w:p>
       <w:r>
-        <w:rPr>
-          <w:b w:val="0"/>
-        </w:rPr>
         <w:t>构造 IPv4 头（20 字节）+ 负载。proto：6=TCP，17=UDP，1=ICMP。</w:t>
       </w:r>
     </w:p>
     <w:p>
       <w:pPr>
-        <w:spacing w:before="80" w:after="80"/>
+        <w:spacing w:before="60" w:after="140" w:line="300" w:lineRule="auto"/>
+        <w:ind w:left="198"/>
+        <w:shd w:val="clear" w:color="auto" w:fill="F4F6F8"/>
       </w:pPr>
       <w:r>
         <w:rPr>
-          <w:rFonts w:ascii="Consolas" w:hAnsi="Consolas"/>
-          <w:sz w:val="20"/>
+          <w:rFonts w:ascii="Consolas" w:hAnsi="Consolas" w:eastAsia="Microsoft YaHei"/>
+          <w:sz w:val="18"/>
         </w:rPr>
         <w:t>def tcp(payload, sport, dport, seq, flags) / def udp(...) / def icmp(...)</w:t>
       </w:r>
     </w:p>
     <w:p>
       <w:r>
-        <w:rPr>
-          <w:b w:val="0"/>
-        </w:rPr>
         <w:t>构造 TCP / UDP / ICMP 头。TCP 头通常 20 字节（flags 标志位决定这个包是 SYN、SYN+ACK 还是数据包）；UDP 头 8 字节；ICMP 头 8 字节（type=8 是 ping 请求，type=0 是应答）。</w:t>
       </w:r>
     </w:p>
@@ -888,22 +841,26 @@
     </w:p>
     <w:p>
       <w:pPr>
-        <w:spacing w:before="80" w:after="80"/>
+        <w:spacing w:before="60" w:after="140" w:line="300" w:lineRule="auto"/>
+        <w:ind w:left="198"/>
+        <w:shd w:val="clear" w:color="auto" w:fill="F4F6F8"/>
       </w:pPr>
       <w:r>
         <w:rPr>
-          <w:rFonts w:ascii="Consolas" w:hAnsi="Consolas"/>
-          <w:sz w:val="20"/>
+          <w:rFonts w:ascii="Consolas" w:hAnsi="Consolas" w:eastAsia="Microsoft YaHei"/>
+          <w:sz w:val="18"/>
         </w:rPr>
         <w:t>write_pcap("samples/sample.pcap", packets)</w:t>
       </w:r>
     </w:p>
     <w:p>
       <w:r>
-        <w:rPr>
-          <w:b w:val="0"/>
-        </w:rPr>
         <w:t>把全局头 + 所有包按字节拼起来写盘。现在的样例一共 6 个包：TCP 握手 2 个 + TCP 数据 1 个 + UDP 1 个 + ICMP ping 请求/应答 2 个，正好覆盖 v0.2 要解析的所有协议。</w:t>
+      </w:r>
+    </w:p>
+    <w:p>
+      <w:r>
+        <w:br w:type="page"/>
       </w:r>
     </w:p>
     <w:p>
@@ -916,20 +873,19 @@
     </w:p>
     <w:p>
       <w:r>
-        <w:rPr>
-          <w:b w:val="0"/>
-        </w:rPr>
         <w:t>Makefile 用来告诉编译器「怎么把我的代码变成可执行程序」。</w:t>
       </w:r>
     </w:p>
     <w:p>
       <w:pPr>
-        <w:spacing w:before="80" w:after="80"/>
+        <w:spacing w:before="60" w:after="140" w:line="300" w:lineRule="auto"/>
+        <w:ind w:left="198"/>
+        <w:shd w:val="clear" w:color="auto" w:fill="F4F6F8"/>
       </w:pPr>
       <w:r>
         <w:rPr>
-          <w:rFonts w:ascii="Consolas" w:hAnsi="Consolas"/>
-          <w:sz w:val="20"/>
+          <w:rFonts w:ascii="Consolas" w:hAnsi="Consolas" w:eastAsia="Microsoft YaHei"/>
+          <w:sz w:val="18"/>
         </w:rPr>
         <w:t>CC = gcc              # 用哪个编译器</w:t>
         <w:br/>
@@ -954,10 +910,12 @@
     </w:p>
     <w:p>
       <w:r>
-        <w:rPr>
-          <w:b w:val="0"/>
-        </w:rPr>
         <w:t>执行 make：编译生成 pcaptool。执行 make clean：删掉编译产物。</w:t>
+      </w:r>
+    </w:p>
+    <w:p>
+      <w:r>
+        <w:br w:type="page"/>
       </w:r>
     </w:p>
     <w:p>
@@ -970,12 +928,14 @@
     </w:p>
     <w:p>
       <w:pPr>
-        <w:spacing w:before="80" w:after="80"/>
+        <w:spacing w:before="60" w:after="140" w:line="300" w:lineRule="auto"/>
+        <w:ind w:left="198"/>
+        <w:shd w:val="clear" w:color="auto" w:fill="F4F6F8"/>
       </w:pPr>
       <w:r>
         <w:rPr>
-          <w:rFonts w:ascii="Consolas" w:hAnsi="Consolas"/>
-          <w:sz w:val="20"/>
+          <w:rFonts w:ascii="Consolas" w:hAnsi="Consolas" w:eastAsia="Microsoft YaHei"/>
+          <w:sz w:val="18"/>
         </w:rPr>
         <w:t>pcaptool/</w:t>
         <w:br/>
@@ -997,6 +957,11 @@
       </w:r>
     </w:p>
     <w:p>
+      <w:r>
+        <w:br w:type="page"/>
+      </w:r>
+    </w:p>
+    <w:p>
       <w:pPr>
         <w:pStyle w:val="Heading1"/>
       </w:pPr>
@@ -1006,9 +971,6 @@
     </w:p>
     <w:p>
       <w:r>
-        <w:rPr>
-          <w:b w:val="0"/>
-        </w:rPr>
         <w:t>下面是你已经走过的完整流程，以后改代码就照这个来。</w:t>
       </w:r>
     </w:p>
@@ -1022,12 +984,14 @@
     </w:p>
     <w:p>
       <w:pPr>
-        <w:spacing w:before="80" w:after="80"/>
+        <w:spacing w:before="60" w:after="140" w:line="300" w:lineRule="auto"/>
+        <w:ind w:left="198"/>
+        <w:shd w:val="clear" w:color="auto" w:fill="F4F6F8"/>
       </w:pPr>
       <w:r>
         <w:rPr>
-          <w:rFonts w:ascii="Consolas" w:hAnsi="Consolas"/>
-          <w:sz w:val="20"/>
+          <w:rFonts w:ascii="Consolas" w:hAnsi="Consolas" w:eastAsia="Microsoft YaHei"/>
+          <w:sz w:val="18"/>
         </w:rPr>
         <w:t>git init                 # 初始化仓库</w:t>
         <w:br/>
@@ -1046,12 +1010,14 @@
     </w:p>
     <w:p>
       <w:pPr>
-        <w:spacing w:before="80" w:after="80"/>
+        <w:spacing w:before="60" w:after="140" w:line="300" w:lineRule="auto"/>
+        <w:ind w:left="198"/>
+        <w:shd w:val="clear" w:color="auto" w:fill="F4F6F8"/>
       </w:pPr>
       <w:r>
         <w:rPr>
-          <w:rFonts w:ascii="Consolas" w:hAnsi="Consolas"/>
-          <w:sz w:val="20"/>
+          <w:rFonts w:ascii="Consolas" w:hAnsi="Consolas" w:eastAsia="Microsoft YaHei"/>
+          <w:sz w:val="18"/>
         </w:rPr>
         <w:t xml:space="preserve">gh repo create pcaptool --public --source=. </w:t>
         <w:br/>
@@ -1060,9 +1026,6 @@
     </w:p>
     <w:p>
       <w:r>
-        <w:rPr>
-          <w:b w:val="0"/>
-        </w:rPr>
         <w:t>在 GitHub 账号下建公开仓库并推送。</w:t>
       </w:r>
     </w:p>
@@ -1076,20 +1039,19 @@
     </w:p>
     <w:p>
       <w:r>
-        <w:rPr>
-          <w:b w:val="0"/>
-        </w:rPr>
         <w:t>GitHub 是根据提交的 email 来判断「这个提交属于哪个账号」的。要让仓库只认你，必须用你账号的 noreply 邮箱。</w:t>
       </w:r>
     </w:p>
     <w:p>
       <w:pPr>
-        <w:spacing w:before="80" w:after="80"/>
+        <w:spacing w:before="60" w:after="140" w:line="300" w:lineRule="auto"/>
+        <w:ind w:left="198"/>
+        <w:shd w:val="clear" w:color="auto" w:fill="F4F6F8"/>
       </w:pPr>
       <w:r>
         <w:rPr>
-          <w:rFonts w:ascii="Consolas" w:hAnsi="Consolas"/>
-          <w:sz w:val="20"/>
+          <w:rFonts w:ascii="Consolas" w:hAnsi="Consolas" w:eastAsia="Microsoft YaHei"/>
+          <w:sz w:val="18"/>
         </w:rPr>
         <w:t>git config user.name "Yui0818"</w:t>
         <w:br/>
@@ -1098,9 +1060,6 @@
     </w:p>
     <w:p>
       <w:r>
-        <w:rPr>
-          <w:b w:val="0"/>
-        </w:rPr>
         <w:t>这样提交才会挂到你的账号、显示你的头像，contributors 列表才会只有你一个。</w:t>
       </w:r>
     </w:p>
@@ -1114,9 +1073,6 @@
     </w:p>
     <w:p>
       <w:r>
-        <w:rPr>
-          <w:b w:val="0"/>
-        </w:rPr>
         <w:t>以后改完代码，双击项目目录里的 push.bat，它就会自动：</w:t>
       </w:r>
     </w:p>
@@ -1145,12 +1101,21 @@
       </w:r>
     </w:p>
     <w:p>
+      <w:pPr>
+        <w:ind w:left="198"/>
+      </w:pPr>
       <w:r>
         <w:rPr>
           <w:i/>
-          <w:color w:val="606060"/>
+          <w:color w:val="6B6B6B"/>
+          <w:sz w:val="20"/>
         </w:rPr>
         <w:t>GitHub 本身就是最可靠的云端备份。改完代码推上去，就是完成了备份。</w:t>
+      </w:r>
+    </w:p>
+    <w:p>
+      <w:r>
+        <w:br w:type="page"/>
       </w:r>
     </w:p>
     <w:p>
@@ -1163,28 +1128,24 @@
     </w:p>
     <w:p>
       <w:r>
-        <w:rPr>
-          <w:b w:val="0"/>
-        </w:rPr>
         <w:t>v0.1 只会数「包多大」；v0.2 开始真正「读懂」包里的内容——像剥洋葱一样，从最外面的以太网头一层层剥进去。</w:t>
       </w:r>
     </w:p>
     <w:p>
       <w:r>
-        <w:rPr>
-          <w:b w:val="0"/>
-        </w:rPr>
         <w:t>每个包都是按同样的顺序「套娃」的，这也是网络分层最直观的样子：</w:t>
       </w:r>
     </w:p>
     <w:p>
       <w:pPr>
-        <w:spacing w:before="80" w:after="80"/>
+        <w:spacing w:before="60" w:after="140" w:line="300" w:lineRule="auto"/>
+        <w:ind w:left="198"/>
+        <w:shd w:val="clear" w:color="auto" w:fill="F4F6F8"/>
       </w:pPr>
       <w:r>
         <w:rPr>
-          <w:rFonts w:ascii="Consolas" w:hAnsi="Consolas"/>
-          <w:sz w:val="20"/>
+          <w:rFonts w:ascii="Consolas" w:hAnsi="Consolas" w:eastAsia="Microsoft YaHei"/>
+          <w:sz w:val="18"/>
         </w:rPr>
         <w:t>[以太网头 14 字节][IPv4 头 ≥20 字节][TCP/UDP/ICMP 头][数据]</w:t>
       </w:r>
@@ -1231,9 +1192,6 @@
     </w:p>
     <w:p>
       <w:r>
-        <w:rPr>
-          <w:b w:val="0"/>
-        </w:rPr>
         <w:t>先学会「看懂每个包」，下一阶段（第九章）才能做统计、过滤这些真正有用的功能。</w:t>
       </w:r>
     </w:p>
@@ -1247,20 +1205,19 @@
     </w:p>
     <w:p>
       <w:r>
-        <w:rPr>
-          <w:b w:val="0"/>
-        </w:rPr>
         <w:t>网络协议规定：多字节数字要「高位在前」传（大端 / 网络字节序）。而我们的电脑（x86）平时是「低位在前」（小端）。所以不能直接把一串字节当成数字用，要手工把字节按正确顺序拼起来。</w:t>
       </w:r>
     </w:p>
     <w:p>
       <w:pPr>
-        <w:spacing w:before="80" w:after="80"/>
+        <w:spacing w:before="60" w:after="140" w:line="300" w:lineRule="auto"/>
+        <w:ind w:left="198"/>
+        <w:shd w:val="clear" w:color="auto" w:fill="F4F6F8"/>
       </w:pPr>
       <w:r>
         <w:rPr>
-          <w:rFonts w:ascii="Consolas" w:hAnsi="Consolas"/>
-          <w:sz w:val="20"/>
+          <w:rFonts w:ascii="Consolas" w:hAnsi="Consolas" w:eastAsia="Microsoft YaHei"/>
+          <w:sz w:val="18"/>
         </w:rPr>
         <w:t>static unsigned int rd16(const unsigned char *p) {</w:t>
         <w:br/>
@@ -1271,20 +1228,19 @@
     </w:p>
     <w:p>
       <w:r>
-        <w:rPr>
-          <w:b w:val="0"/>
-        </w:rPr>
         <w:t>rd16 = read 2 bytes。p[0] 是第一个字节（在高位），p[1] 是第二个（低位）；「&lt;&lt; 8」就是把一个字节挪到高位去（相当于乘 256），再用「按位或 |」拼起来。</w:t>
       </w:r>
     </w:p>
     <w:p>
       <w:pPr>
-        <w:spacing w:before="80" w:after="80"/>
+        <w:spacing w:before="60" w:after="140" w:line="300" w:lineRule="auto"/>
+        <w:ind w:left="198"/>
+        <w:shd w:val="clear" w:color="auto" w:fill="F4F6F8"/>
       </w:pPr>
       <w:r>
         <w:rPr>
-          <w:rFonts w:ascii="Consolas" w:hAnsi="Consolas"/>
-          <w:sz w:val="20"/>
+          <w:rFonts w:ascii="Consolas" w:hAnsi="Consolas" w:eastAsia="Microsoft YaHei"/>
+          <w:sz w:val="18"/>
         </w:rPr>
         <w:t>static unsigned int rd32(const unsigned char *p) {</w:t>
         <w:br/>
@@ -1297,9 +1253,6 @@
     </w:p>
     <w:p>
       <w:r>
-        <w:rPr>
-          <w:b w:val="0"/>
-        </w:rPr>
         <w:t>rd32 同理，一次拼 4 个字节（用在 TCP 序列号这种 4 字节字段上）。</w:t>
       </w:r>
     </w:p>
@@ -1313,12 +1266,14 @@
     </w:p>
     <w:p>
       <w:pPr>
-        <w:spacing w:before="80" w:after="80"/>
+        <w:spacing w:before="60" w:after="140" w:line="300" w:lineRule="auto"/>
+        <w:ind w:left="198"/>
+        <w:shd w:val="clear" w:color="auto" w:fill="F4F6F8"/>
       </w:pPr>
       <w:r>
         <w:rPr>
-          <w:rFonts w:ascii="Consolas" w:hAnsi="Consolas"/>
-          <w:sz w:val="20"/>
+          <w:rFonts w:ascii="Consolas" w:hAnsi="Consolas" w:eastAsia="Microsoft YaHei"/>
+          <w:sz w:val="18"/>
         </w:rPr>
         <w:t>static void print_mac(const unsigned char *m) {</w:t>
         <w:br/>
@@ -1329,20 +1284,19 @@
     </w:p>
     <w:p>
       <w:r>
-        <w:rPr>
-          <w:b w:val="0"/>
-        </w:rPr>
         <w:t>MAC 地址是 6 个字节。%02x 的意思是「用十六进制打印、不足两位补 0」，拼起来就是 aa:bb:cc:dd:ee:ff 这种大家都认识的样子。</w:t>
       </w:r>
     </w:p>
     <w:p>
       <w:pPr>
-        <w:spacing w:before="80" w:after="80"/>
+        <w:spacing w:before="60" w:after="140" w:line="300" w:lineRule="auto"/>
+        <w:ind w:left="198"/>
+        <w:shd w:val="clear" w:color="auto" w:fill="F4F6F8"/>
       </w:pPr>
       <w:r>
         <w:rPr>
-          <w:rFonts w:ascii="Consolas" w:hAnsi="Consolas"/>
-          <w:sz w:val="20"/>
+          <w:rFonts w:ascii="Consolas" w:hAnsi="Consolas" w:eastAsia="Microsoft YaHei"/>
+          <w:sz w:val="18"/>
         </w:rPr>
         <w:t>static void print_ipv4_addr(const unsigned char *a) {</w:t>
         <w:br/>
@@ -1353,9 +1307,6 @@
     </w:p>
     <w:p>
       <w:r>
-        <w:rPr>
-          <w:b w:val="0"/>
-        </w:rPr>
         <w:t>IP 地址就是 4 个字节，每个字节转成十进制、用点隔开——192.168.1.1 在磁盘上其实就是 4 个 0~255 的数字。</w:t>
       </w:r>
     </w:p>
@@ -1369,32 +1320,33 @@
     </w:p>
     <w:p>
       <w:pPr>
-        <w:spacing w:before="80" w:after="80"/>
+        <w:spacing w:before="60" w:after="140" w:line="300" w:lineRule="auto"/>
+        <w:ind w:left="198"/>
+        <w:shd w:val="clear" w:color="auto" w:fill="F4F6F8"/>
       </w:pPr>
       <w:r>
         <w:rPr>
-          <w:rFonts w:ascii="Consolas" w:hAnsi="Consolas"/>
-          <w:sz w:val="20"/>
+          <w:rFonts w:ascii="Consolas" w:hAnsi="Consolas" w:eastAsia="Microsoft YaHei"/>
+          <w:sz w:val="18"/>
         </w:rPr>
         <w:t>目的MAC(6)  源MAC(6)  类型(2)</w:t>
       </w:r>
     </w:p>
     <w:p>
       <w:r>
-        <w:rPr>
-          <w:b w:val="0"/>
-        </w:rPr>
         <w:t>类型字段（ethertype）说明「里面装了什么」：0x0800=IPv4，0x0806=ARP，0x86DD=IPv6。</w:t>
       </w:r>
     </w:p>
     <w:p>
       <w:pPr>
-        <w:spacing w:before="80" w:after="80"/>
+        <w:spacing w:before="60" w:after="140" w:line="300" w:lineRule="auto"/>
+        <w:ind w:left="198"/>
+        <w:shd w:val="clear" w:color="auto" w:fill="F4F6F8"/>
       </w:pPr>
       <w:r>
         <w:rPr>
-          <w:rFonts w:ascii="Consolas" w:hAnsi="Consolas"/>
-          <w:sz w:val="20"/>
+          <w:rFonts w:ascii="Consolas" w:hAnsi="Consolas" w:eastAsia="Microsoft YaHei"/>
+          <w:sz w:val="18"/>
         </w:rPr>
         <w:t>unsigned int ethertype = rd16(pkt + 12);</w:t>
         <w:br/>
@@ -1405,20 +1357,19 @@
     </w:p>
     <w:p>
       <w:r>
-        <w:rPr>
-          <w:b w:val="0"/>
-        </w:rPr>
         <w:t>pkt 是这个包的起点。pkt+6 跳过 6 个字节就是源 MAC 的位置；pkt+12 是类型字段。剥掉这 14 字节，剩下的就是「上层协议的数据」，交给下一步继续剥。</w:t>
       </w:r>
     </w:p>
     <w:p>
       <w:pPr>
-        <w:spacing w:before="80" w:after="80"/>
+        <w:spacing w:before="60" w:after="140" w:line="300" w:lineRule="auto"/>
+        <w:ind w:left="198"/>
+        <w:shd w:val="clear" w:color="auto" w:fill="F4F6F8"/>
       </w:pPr>
       <w:r>
         <w:rPr>
-          <w:rFonts w:ascii="Consolas" w:hAnsi="Consolas"/>
-          <w:sz w:val="20"/>
+          <w:rFonts w:ascii="Consolas" w:hAnsi="Consolas" w:eastAsia="Microsoft YaHei"/>
+          <w:sz w:val="18"/>
         </w:rPr>
         <w:t>const unsigned char *payload = pkt + 14;   /* 指针加法：跳过 14 个字节 */</w:t>
       </w:r>
@@ -1433,20 +1384,19 @@
     </w:p>
     <w:p>
       <w:r>
-        <w:rPr>
-          <w:b w:val="0"/>
-        </w:rPr>
         <w:t>IPv4 头比以太网头复杂，但对我们有用的就几个位置：</w:t>
       </w:r>
     </w:p>
     <w:p>
       <w:pPr>
-        <w:spacing w:before="80" w:after="80"/>
+        <w:spacing w:before="60" w:after="140" w:line="300" w:lineRule="auto"/>
+        <w:ind w:left="198"/>
+        <w:shd w:val="clear" w:color="auto" w:fill="F4F6F8"/>
       </w:pPr>
       <w:r>
         <w:rPr>
-          <w:rFonts w:ascii="Consolas" w:hAnsi="Consolas"/>
-          <w:sz w:val="20"/>
+          <w:rFonts w:ascii="Consolas" w:hAnsi="Consolas" w:eastAsia="Microsoft YaHei"/>
+          <w:sz w:val="18"/>
         </w:rPr>
         <w:t>p+0   版本号(高4位) + 首部长度(低4位)</w:t>
         <w:br/>
@@ -1465,20 +1415,19 @@
     </w:p>
     <w:p>
       <w:r>
-        <w:rPr>
-          <w:b w:val="0"/>
-        </w:rPr>
         <w:t>首部长度为什么「单位是 4 字节」？因为它只有 4 个比特（最大 15），15×4=60 字节封顶——这是协议设计时为了省空间想出来的办法。没有选项时首部是 20 字节，有选项时更长，所以要拿 ihl 算出「传输层从哪里开始」。</w:t>
       </w:r>
     </w:p>
     <w:p>
       <w:pPr>
-        <w:spacing w:before="80" w:after="80"/>
+        <w:spacing w:before="60" w:after="140" w:line="300" w:lineRule="auto"/>
+        <w:ind w:left="198"/>
+        <w:shd w:val="clear" w:color="auto" w:fill="F4F6F8"/>
       </w:pPr>
       <w:r>
         <w:rPr>
-          <w:rFonts w:ascii="Consolas" w:hAnsi="Consolas"/>
-          <w:sz w:val="20"/>
+          <w:rFonts w:ascii="Consolas" w:hAnsi="Consolas" w:eastAsia="Microsoft YaHei"/>
+          <w:sz w:val="18"/>
         </w:rPr>
         <w:t>unsigned int ihl = (p[0] &amp; 0x0F) * 4;</w:t>
         <w:br/>
@@ -1487,17 +1436,18 @@
     </w:p>
     <w:p>
       <w:r>
-        <w:rPr>
-          <w:b w:val="0"/>
-        </w:rPr>
         <w:t>协议号决定下一步解析谁：6=TCP，17=UDP，1=ICMP，程序用 switch 分发。</w:t>
       </w:r>
     </w:p>
     <w:p>
+      <w:pPr>
+        <w:ind w:left="198"/>
+      </w:pPr>
       <w:r>
         <w:rPr>
           <w:i/>
-          <w:color w:val="606060"/>
+          <w:color w:val="6B6B6B"/>
+          <w:sz w:val="20"/>
         </w:rPr>
         <w:t>分片细节：IPv4 允许把大包切成几片传。非第一片里没有传输层头，强行按 TCP 解析会读到垃圾——所以程序检查分片偏移，非 0 就跳过端口解析。</w:t>
       </w:r>
@@ -1512,12 +1462,14 @@
     </w:p>
     <w:p>
       <w:pPr>
-        <w:spacing w:before="80" w:after="80"/>
+        <w:spacing w:before="60" w:after="140" w:line="300" w:lineRule="auto"/>
+        <w:ind w:left="198"/>
+        <w:shd w:val="clear" w:color="auto" w:fill="F4F6F8"/>
       </w:pPr>
       <w:r>
         <w:rPr>
-          <w:rFonts w:ascii="Consolas" w:hAnsi="Consolas"/>
-          <w:sz w:val="20"/>
+          <w:rFonts w:ascii="Consolas" w:hAnsi="Consolas" w:eastAsia="Microsoft YaHei"/>
+          <w:sz w:val="18"/>
         </w:rPr>
         <w:t>p+0   源端口(2)</w:t>
         <w:br/>
@@ -1530,20 +1482,19 @@
     </w:p>
     <w:p>
       <w:r>
-        <w:rPr>
-          <w:b w:val="0"/>
-        </w:rPr>
         <w:t>标志位这 1 个字节的 8 个比特，每位是一个开关：0x02=SYN（我想建连接）、0x10=ACK（我确认收到）、0x08=PSH（请立即交给应用）、0x01=FIN（我想挂断）……</w:t>
       </w:r>
     </w:p>
     <w:p>
       <w:pPr>
-        <w:spacing w:before="80" w:after="80"/>
+        <w:spacing w:before="60" w:after="140" w:line="300" w:lineRule="auto"/>
+        <w:ind w:left="198"/>
+        <w:shd w:val="clear" w:color="auto" w:fill="F4F6F8"/>
       </w:pPr>
       <w:r>
         <w:rPr>
-          <w:rFonts w:ascii="Consolas" w:hAnsi="Consolas"/>
-          <w:sz w:val="20"/>
+          <w:rFonts w:ascii="Consolas" w:hAnsi="Consolas" w:eastAsia="Microsoft YaHei"/>
+          <w:sz w:val="18"/>
         </w:rPr>
         <w:t>if (f &amp; 0x02) { printf("SYN"); }</w:t>
         <w:br/>
@@ -1552,9 +1503,6 @@
     </w:p>
     <w:p>
       <w:r>
-        <w:rPr>
-          <w:b w:val="0"/>
-        </w:rPr>
         <w:t>「&amp;」是按位与：那一位是 1，结果就非 0，说明这个标志开着。程序把开着的标志拼成 SYN / SYN+ACK / PSH+ACK 这种可读形式。</w:t>
       </w:r>
     </w:p>
@@ -1568,28 +1516,24 @@
     </w:p>
     <w:p>
       <w:r>
-        <w:rPr>
-          <w:b w:val="0"/>
-        </w:rPr>
         <w:t>UDP 头只有 8 字节：源端口(2) 目的端口(2) 长度(2) 校验和(2)。它比 TCP 简单得多——没有连接、没有重传，发出去就不管了。</w:t>
       </w:r>
     </w:p>
     <w:p>
       <w:r>
-        <w:rPr>
-          <w:b w:val="0"/>
-        </w:rPr>
         <w:t>ICMP 是网络层的「系统消息」，ping 就是它：type=8 是回显请求，type=0 是回显应答。</w:t>
       </w:r>
     </w:p>
     <w:p>
       <w:pPr>
-        <w:spacing w:before="80" w:after="80"/>
+        <w:spacing w:before="60" w:after="140" w:line="300" w:lineRule="auto"/>
+        <w:ind w:left="198"/>
+        <w:shd w:val="clear" w:color="auto" w:fill="F4F6F8"/>
       </w:pPr>
       <w:r>
         <w:rPr>
-          <w:rFonts w:ascii="Consolas" w:hAnsi="Consolas"/>
-          <w:sz w:val="20"/>
+          <w:rFonts w:ascii="Consolas" w:hAnsi="Consolas" w:eastAsia="Microsoft YaHei"/>
+          <w:sz w:val="18"/>
         </w:rPr>
         <w:t>ICMP    类型=8（回显请求 / ping）  代码=0</w:t>
       </w:r>
@@ -1604,20 +1548,19 @@
     </w:p>
     <w:p>
       <w:r>
-        <w:rPr>
-          <w:b w:val="0"/>
-        </w:rPr>
         <w:t>真实的网络包千奇百怪，还有截断包、畸形包。所以解析每一层之前都要检查「剩下的字节够不够读我要的字段」，不够就打印一行提示、直接返回——绝不能让程序读到缓冲区外面去（那会崩溃，甚至出安全漏洞）。</w:t>
       </w:r>
     </w:p>
     <w:p>
       <w:pPr>
-        <w:spacing w:before="80" w:after="80"/>
+        <w:spacing w:before="60" w:after="140" w:line="300" w:lineRule="auto"/>
+        <w:ind w:left="198"/>
+        <w:shd w:val="clear" w:color="auto" w:fill="F4F6F8"/>
       </w:pPr>
       <w:r>
         <w:rPr>
-          <w:rFonts w:ascii="Consolas" w:hAnsi="Consolas"/>
-          <w:sz w:val="20"/>
+          <w:rFonts w:ascii="Consolas" w:hAnsi="Consolas" w:eastAsia="Microsoft YaHei"/>
+          <w:sz w:val="18"/>
         </w:rPr>
         <w:t>if (len &lt; 20) {</w:t>
         <w:br/>
@@ -1630,9 +1573,6 @@
     </w:p>
     <w:p>
       <w:r>
-        <w:rPr>
-          <w:b w:val="0"/>
-        </w:rPr>
         <w:t>这就是为什么每个解析函数都带着 len 参数：不是不信任数据，而是「凡是外部输入，一律先验后用」。</w:t>
       </w:r>
     </w:p>
@@ -1646,12 +1586,14 @@
     </w:p>
     <w:p>
       <w:pPr>
-        <w:spacing w:before="80" w:after="80"/>
+        <w:spacing w:before="60" w:after="140" w:line="300" w:lineRule="auto"/>
+        <w:ind w:left="198"/>
+        <w:shd w:val="clear" w:color="auto" w:fill="F4F6F8"/>
       </w:pPr>
       <w:r>
         <w:rPr>
-          <w:rFonts w:ascii="Consolas" w:hAnsi="Consolas"/>
-          <w:sz w:val="20"/>
+          <w:rFonts w:ascii="Consolas" w:hAnsi="Consolas" w:eastAsia="Microsoft YaHei"/>
+          <w:sz w:val="18"/>
         </w:rPr>
         <w:t>#1  时间=1700000000.000100  长度=54</w:t>
         <w:br/>
@@ -1708,10 +1650,12 @@
     </w:p>
     <w:p>
       <w:r>
-        <w:rPr>
-          <w:b w:val="0"/>
-        </w:rPr>
         <w:t>对照着看：包 1、2 是 TCP 三次握手的前两步（SYN → SYN+ACK），包 3 是 UDP（来自 DNS 端口 53），包 4 是带数据的 TCP 包（PSH+ACK），包 5、6 是 ping 的请求和应答——和 make_sample.py 里构造的 6 个包一一对应。</w:t>
+      </w:r>
+    </w:p>
+    <w:p>
+      <w:r>
+        <w:br w:type="page"/>
       </w:r>
     </w:p>
     <w:p>
@@ -1724,9 +1668,6 @@
     </w:p>
     <w:p>
       <w:r>
-        <w:rPr>
-          <w:b w:val="0"/>
-        </w:rPr>
         <w:t>v0.2 会「读包」了，但读到的信息用完就扔。v0.3 要让信息留下来、攒成统计：各协议占多少流量、哪个 IP 最活跃、哪个端口出现最多。</w:t>
       </w:r>
     </w:p>
@@ -1740,29 +1681,25 @@
     </w:p>
     <w:p>
       <w:r>
-        <w:rPr>
-          <w:b w:val="0"/>
-        </w:rPr>
         <w:t>v0.2 是「边解析边打印」——解析函数自己负责输出。可统计（和后面的过滤）也需要这些解析结果，总不能再解析一遍。于是把流程改成三步流水线：</w:t>
       </w:r>
     </w:p>
     <w:p>
       <w:pPr>
-        <w:spacing w:before="80" w:after="80"/>
+        <w:spacing w:before="60" w:after="140" w:line="300" w:lineRule="auto"/>
+        <w:ind w:left="198"/>
+        <w:shd w:val="clear" w:color="auto" w:fill="F4F6F8"/>
       </w:pPr>
       <w:r>
         <w:rPr>
-          <w:rFonts w:ascii="Consolas" w:hAnsi="Consolas"/>
-          <w:sz w:val="20"/>
+          <w:rFonts w:ascii="Consolas" w:hAnsi="Consolas" w:eastAsia="Microsoft YaHei"/>
+          <w:sz w:val="18"/>
         </w:rPr>
         <w:t>解析 parse_packet → 打印 print_packet → 统计 stats_update</w:t>
       </w:r>
     </w:p>
     <w:p>
       <w:r>
-        <w:rPr>
-          <w:b w:val="0"/>
-        </w:rPr>
         <w:t>解析的成果先装进一个结构体 PacketInfo（相当于「这个包的档案袋」），谁需要谁来读。这就是重构：功能不变、结构理顺——代码要长大，这一步躲不掉。</w:t>
       </w:r>
     </w:p>
@@ -1776,12 +1713,14 @@
     </w:p>
     <w:p>
       <w:pPr>
-        <w:spacing w:before="80" w:after="80"/>
+        <w:spacing w:before="60" w:after="140" w:line="300" w:lineRule="auto"/>
+        <w:ind w:left="198"/>
+        <w:shd w:val="clear" w:color="auto" w:fill="F4F6F8"/>
       </w:pPr>
       <w:r>
         <w:rPr>
-          <w:rFonts w:ascii="Consolas" w:hAnsi="Consolas"/>
-          <w:sz w:val="20"/>
+          <w:rFonts w:ascii="Consolas" w:hAnsi="Consolas" w:eastAsia="Microsoft YaHei"/>
+          <w:sz w:val="18"/>
         </w:rPr>
         <w:t>typedef struct {</w:t>
         <w:br/>
@@ -1808,9 +1747,6 @@
     </w:p>
     <w:p>
       <w:r>
-        <w:rPr>
-          <w:b w:val="0"/>
-        </w:rPr>
         <w:t>has_ipv4、has_ports 是「有没有解析到这一层」的开关：开关没开，后面的字段就无意义。这种「开关 + 数据」的写法在解析场景里非常常见。</w:t>
       </w:r>
     </w:p>
@@ -1824,20 +1760,19 @@
     </w:p>
     <w:p>
       <w:r>
-        <w:rPr>
-          <w:b w:val="0"/>
-        </w:rPr>
         <w:t>「每个 IP 出现几次」要一张能按 key 累计的小表。最朴素的实现：小数组 + 线性查找——来一个 key 从头找一遍，有就次数 +1，没有就新增一行。数据量小的时候又快又简单。</w:t>
       </w:r>
     </w:p>
     <w:p>
       <w:pPr>
-        <w:spacing w:before="80" w:after="80"/>
+        <w:spacing w:before="60" w:after="140" w:line="300" w:lineRule="auto"/>
+        <w:ind w:left="198"/>
+        <w:shd w:val="clear" w:color="auto" w:fill="F4F6F8"/>
       </w:pPr>
       <w:r>
         <w:rPr>
-          <w:rFonts w:ascii="Consolas" w:hAnsi="Consolas"/>
-          <w:sz w:val="20"/>
+          <w:rFonts w:ascii="Consolas" w:hAnsi="Consolas" w:eastAsia="Microsoft YaHei"/>
+          <w:sz w:val="18"/>
         </w:rPr>
         <w:t>typedef struct {</w:t>
         <w:br/>
@@ -1850,9 +1785,6 @@
     </w:p>
     <w:p>
       <w:r>
-        <w:rPr>
-          <w:b w:val="0"/>
-        </w:rPr>
         <w:t>排 Top 榜用的是「选择排序」：每一轮从未排序的部分里挑出最大的放前面。写起来直观、数据少完全够用（数据多了要换成快排和哈希表——那是以后的优化话题）。</w:t>
       </w:r>
     </w:p>
@@ -1866,12 +1798,14 @@
     </w:p>
     <w:p>
       <w:pPr>
-        <w:spacing w:before="80" w:after="80"/>
+        <w:spacing w:before="60" w:after="140" w:line="300" w:lineRule="auto"/>
+        <w:ind w:left="198"/>
+        <w:shd w:val="clear" w:color="auto" w:fill="F4F6F8"/>
       </w:pPr>
       <w:r>
         <w:rPr>
-          <w:rFonts w:ascii="Consolas" w:hAnsi="Consolas"/>
-          <w:sz w:val="20"/>
+          <w:rFonts w:ascii="Consolas" w:hAnsi="Consolas" w:eastAsia="Microsoft YaHei"/>
+          <w:sz w:val="18"/>
         </w:rPr>
         <w:t>100.0 * tcp_bytes / total_bytes    /* 对，结果 47.9 */</w:t>
         <w:br/>
@@ -1880,9 +1814,6 @@
     </w:p>
     <w:p>
       <w:r>
-        <w:rPr>
-          <w:b w:val="0"/>
-        </w:rPr>
         <w:t>C 语言的整数除法会把小数直接砍掉：100 * 209 / 436 会算成 47（截断）而不是 47.9。把 100 写成 100.0，整个表达式就变成小数运算了。这个坑几乎人人都踩过一次。</w:t>
       </w:r>
     </w:p>
@@ -1896,12 +1827,14 @@
     </w:p>
     <w:p>
       <w:pPr>
-        <w:spacing w:before="80" w:after="80"/>
+        <w:spacing w:before="60" w:after="140" w:line="300" w:lineRule="auto"/>
+        <w:ind w:left="198"/>
+        <w:shd w:val="clear" w:color="auto" w:fill="F4F6F8"/>
       </w:pPr>
       <w:r>
         <w:rPr>
-          <w:rFonts w:ascii="Consolas" w:hAnsi="Consolas"/>
-          <w:sz w:val="20"/>
+          <w:rFonts w:ascii="Consolas" w:hAnsi="Consolas" w:eastAsia="Microsoft YaHei"/>
+          <w:sz w:val="18"/>
         </w:rPr>
         <w:t>====== 协议统计 ======</w:t>
         <w:br/>
@@ -1934,9 +1867,6 @@
     </w:p>
     <w:p>
       <w:r>
-        <w:rPr>
-          <w:b w:val="0"/>
-        </w:rPr>
         <w:t>对照样例数据看结论：本机（192.168.1.109）最活跃；80（Web）和 54321（本机临时端口）出现最多——一眼能说出「这段流量在干什么」。</w:t>
       </w:r>
     </w:p>
@@ -1950,10 +1880,12 @@
     </w:p>
     <w:p>
       <w:r>
-        <w:rPr>
-          <w:b w:val="0"/>
-        </w:rPr>
         <w:t>重构后编译器提示「info.proto / info.ttl 可能未初始化」——它没法跨函数证明解析一定赋过值。修法是声明时先清零：PacketInfo info = {0};。实用经验：结构体在使用前，先给它一个确定的初始状态。</w:t>
+      </w:r>
+    </w:p>
+    <w:p>
+      <w:r>
+        <w:br w:type="page"/>
       </w:r>
     </w:p>
     <w:p>
@@ -1966,20 +1898,19 @@
     </w:p>
     <w:p>
       <w:r>
-        <w:rPr>
-          <w:b w:val="0"/>
-        </w:rPr>
         <w:t>真排查问题时，几百个包你只在意一小撮。加一个过滤表达式，用法向 tcpdump 看齐：</w:t>
       </w:r>
     </w:p>
     <w:p>
       <w:pPr>
-        <w:spacing w:before="80" w:after="80"/>
+        <w:spacing w:before="60" w:after="140" w:line="300" w:lineRule="auto"/>
+        <w:ind w:left="198"/>
+        <w:shd w:val="clear" w:color="auto" w:fill="F4F6F8"/>
       </w:pPr>
       <w:r>
         <w:rPr>
-          <w:rFonts w:ascii="Consolas" w:hAnsi="Consolas"/>
-          <w:sz w:val="20"/>
+          <w:rFonts w:ascii="Consolas" w:hAnsi="Consolas" w:eastAsia="Microsoft YaHei"/>
+          <w:sz w:val="18"/>
         </w:rPr>
         <w:t>./pcaptool samples/sample.pcap tcp port 80      # 只看 TCP 且端口含 80 的</w:t>
         <w:br/>
@@ -1998,12 +1929,14 @@
     </w:p>
     <w:p>
       <w:pPr>
-        <w:spacing w:before="80" w:after="80"/>
+        <w:spacing w:before="60" w:after="140" w:line="300" w:lineRule="auto"/>
+        <w:ind w:left="198"/>
+        <w:shd w:val="clear" w:color="auto" w:fill="F4F6F8"/>
       </w:pPr>
       <w:r>
         <w:rPr>
-          <w:rFonts w:ascii="Consolas" w:hAnsi="Consolas"/>
-          <w:sz w:val="20"/>
+          <w:rFonts w:ascii="Consolas" w:hAnsi="Consolas" w:eastAsia="Microsoft YaHei"/>
+          <w:sz w:val="18"/>
         </w:rPr>
         <w:t>typedef struct {</w:t>
         <w:br/>
@@ -2020,9 +1953,6 @@
     </w:p>
     <w:p>
       <w:r>
-        <w:rPr>
-          <w:b w:val="0"/>
-        </w:rPr>
         <w:t>规则：不写 = 不限；写了就必须满足。匹配函数 filter_match 逐条检查——协议不对否掉、端口不含否掉、IP 对不上否掉，全过才显示。</w:t>
       </w:r>
     </w:p>
@@ -2060,20 +1990,19 @@
     </w:p>
     <w:p>
       <w:r>
-        <w:rPr>
-          <w:b w:val="0"/>
-        </w:rPr>
         <w:t>一个设计决定：被过滤掉的包不参与统计——统计口径自动变成「显示出来的包」，所以百分比的分母用 shown_bytes。另外编号会「跳号」（#1 #2 #4），这是有意保留的：一眼能看出中间有包被过滤了。</w:t>
       </w:r>
     </w:p>
     <w:p>
       <w:pPr>
-        <w:spacing w:before="80" w:after="80"/>
+        <w:spacing w:before="60" w:after="140" w:line="300" w:lineRule="auto"/>
+        <w:ind w:left="198"/>
+        <w:shd w:val="clear" w:color="auto" w:fill="F4F6F8"/>
       </w:pPr>
       <w:r>
         <w:rPr>
-          <w:rFonts w:ascii="Consolas" w:hAnsi="Consolas"/>
-          <w:sz w:val="20"/>
+          <w:rFonts w:ascii="Consolas" w:hAnsi="Consolas" w:eastAsia="Microsoft YaHei"/>
+          <w:sz w:val="18"/>
         </w:rPr>
         <w:t>$ ./pcaptool samples/sample.pcap tcp port 80</w:t>
         <w:br/>
@@ -2091,6 +2020,11 @@
       </w:r>
     </w:p>
     <w:p>
+      <w:r>
+        <w:br w:type="page"/>
+      </w:r>
+    </w:p>
+    <w:p>
       <w:pPr>
         <w:pStyle w:val="Heading1"/>
       </w:pPr>
@@ -2100,20 +2034,19 @@
     </w:p>
     <w:p>
       <w:r>
-        <w:rPr>
-          <w:b w:val="0"/>
-        </w:rPr>
         <w:t>前面读的都是文件，现在换成「活的网卡」。一条命令、两种模式：</w:t>
       </w:r>
     </w:p>
     <w:p>
       <w:pPr>
-        <w:spacing w:before="80" w:after="80"/>
+        <w:spacing w:before="60" w:after="140" w:line="300" w:lineRule="auto"/>
+        <w:ind w:left="198"/>
+        <w:shd w:val="clear" w:color="auto" w:fill="F4F6F8"/>
       </w:pPr>
       <w:r>
         <w:rPr>
-          <w:rFonts w:ascii="Consolas" w:hAnsi="Consolas"/>
-          <w:sz w:val="20"/>
+          <w:rFonts w:ascii="Consolas" w:hAnsi="Consolas" w:eastAsia="Microsoft YaHei"/>
+          <w:sz w:val="18"/>
         </w:rPr>
         <w:t>./pcaptool live                      # 默认监听所有网卡（any）</w:t>
         <w:br/>
@@ -2134,12 +2067,14 @@
     </w:p>
     <w:p>
       <w:pPr>
-        <w:spacing w:before="80" w:after="80"/>
+        <w:spacing w:before="60" w:after="140" w:line="300" w:lineRule="auto"/>
+        <w:ind w:left="198"/>
+        <w:shd w:val="clear" w:color="auto" w:fill="F4F6F8"/>
       </w:pPr>
       <w:r>
         <w:rPr>
-          <w:rFonts w:ascii="Consolas" w:hAnsi="Consolas"/>
-          <w:sz w:val="20"/>
+          <w:rFonts w:ascii="Consolas" w:hAnsi="Consolas" w:eastAsia="Microsoft YaHei"/>
+          <w:sz w:val="18"/>
         </w:rPr>
         <w:t>pcap_open_live(dev, 65535, 1, 1000, errbuf)</w:t>
       </w:r>
@@ -2186,9 +2121,6 @@
     </w:p>
     <w:p>
       <w:r>
-        <w:rPr>
-          <w:b w:val="0"/>
-        </w:rPr>
         <w:t>pcap_next_ex 在实时模式下会返回 0 = 「这段时间没等到包」。所以循环多了个分支：超时 continue 继续等；抓到（1）走正常处理；出错（-1）才退出。</w:t>
       </w:r>
     </w:p>
@@ -2202,9 +2134,6 @@
     </w:p>
     <w:p>
       <w:r>
-        <w:rPr>
-          <w:b w:val="0"/>
-        </w:rPr>
         <w:t>两种模式里「处理一个包」的流程完全一样（编号 → 解析 → 过滤 → 打印 → 统计），于是把它抽成函数 handle_packet，两边都调它。这就是复用：加 live 模式几乎没碰原来的逻辑。</w:t>
       </w:r>
     </w:p>
@@ -2218,12 +2147,14 @@
     </w:p>
     <w:p>
       <w:pPr>
-        <w:spacing w:before="80" w:after="80"/>
+        <w:spacing w:before="60" w:after="140" w:line="300" w:lineRule="auto"/>
+        <w:ind w:left="198"/>
+        <w:shd w:val="clear" w:color="auto" w:fill="F4F6F8"/>
       </w:pPr>
       <w:r>
         <w:rPr>
-          <w:rFonts w:ascii="Consolas" w:hAnsi="Consolas"/>
-          <w:sz w:val="20"/>
+          <w:rFonts w:ascii="Consolas" w:hAnsi="Consolas" w:eastAsia="Microsoft YaHei"/>
+          <w:sz w:val="18"/>
         </w:rPr>
         <w:t>$ sudo ./pcaptool live lo 6</w:t>
         <w:br/>
@@ -2244,10 +2175,12 @@
     </w:p>
     <w:p>
       <w:r>
-        <w:rPr>
-          <w:b w:val="0"/>
-        </w:rPr>
         <w:t>这 6 个包是 WSL 系统自己的 DNS 查询——不是样例数据，是现场抓到的真实流量。注意实时抓包要 root/sudo（打开混杂模式需要高权限）。</w:t>
+      </w:r>
+    </w:p>
+    <w:p>
+      <w:r>
+        <w:br w:type="page"/>
       </w:r>
     </w:p>
     <w:p>
@@ -2260,48 +2193,43 @@
     </w:p>
     <w:p>
       <w:r>
-        <w:rPr>
-          <w:b w:val="0"/>
-        </w:rPr>
         <w:t>最后一块拼图：把结果写进文件，方便存档、发给别人。</w:t>
       </w:r>
     </w:p>
     <w:p>
       <w:pPr>
-        <w:spacing w:before="80" w:after="80"/>
+        <w:spacing w:before="60" w:after="140" w:line="300" w:lineRule="auto"/>
+        <w:ind w:left="198"/>
+        <w:shd w:val="clear" w:color="auto" w:fill="F4F6F8"/>
       </w:pPr>
       <w:r>
         <w:rPr>
-          <w:rFonts w:ascii="Consolas" w:hAnsi="Consolas"/>
-          <w:sz w:val="20"/>
+          <w:rFonts w:ascii="Consolas" w:hAnsi="Consolas" w:eastAsia="Microsoft YaHei"/>
+          <w:sz w:val="18"/>
         </w:rPr>
         <w:t>./pcaptool samples/sample.pcap --report 报告.txt</w:t>
       </w:r>
     </w:p>
     <w:p>
       <w:r>
-        <w:rPr>
-          <w:b w:val="0"/>
-        </w:rPr>
         <w:t>核心是三件套：fopen(path, "w") 打开文件 → fprintf(f, ...) 往里写（和 printf 一个用法，只是「往哪写」从屏幕变成了文件）→ fclose(f) 关闭。打开的东西一定要关——和 pcap_close 一个道理。</w:t>
       </w:r>
     </w:p>
     <w:p>
       <w:r>
-        <w:rPr>
-          <w:b w:val="0"/>
-        </w:rPr>
         <w:t>一个优雅的小改动：统计输出从 print_stats 改成了 emit_stats(FILE *out, ...)——同一份逻辑，传 stdout 就是打屏幕，传文件指针就是写文件。改一个参数，两处通用。</w:t>
       </w:r>
     </w:p>
     <w:p>
       <w:pPr>
-        <w:spacing w:before="80" w:after="80"/>
+        <w:spacing w:before="60" w:after="140" w:line="300" w:lineRule="auto"/>
+        <w:ind w:left="198"/>
+        <w:shd w:val="clear" w:color="auto" w:fill="F4F6F8"/>
       </w:pPr>
       <w:r>
         <w:rPr>
-          <w:rFonts w:ascii="Consolas" w:hAnsi="Consolas"/>
-          <w:sz w:val="20"/>
+          <w:rFonts w:ascii="Consolas" w:hAnsi="Consolas" w:eastAsia="Microsoft YaHei"/>
+          <w:sz w:val="18"/>
         </w:rPr>
         <w:t>pcaptool 分析报告</w:t>
         <w:br/>
@@ -2319,6 +2247,11 @@
       </w:r>
     </w:p>
     <w:p>
+      <w:r>
+        <w:br w:type="page"/>
+      </w:r>
+    </w:p>
+    <w:p>
       <w:pPr>
         <w:pStyle w:val="Heading1"/>
       </w:pPr>
@@ -2328,9 +2261,6 @@
     </w:p>
     <w:p>
       <w:r>
-        <w:rPr>
-          <w:b w:val="0"/>
-        </w:rPr>
         <w:t>到这里，pcaptool 的功能闭环了：读包 → 解析 → 过滤 → 统计 → 实时抓包 → 导出报告——一份完整的小型网络分析工具。</w:t>
       </w:r>
     </w:p>
@@ -2440,20 +2370,19 @@
     </w:p>
     <w:p>
       <w:r>
-        <w:rPr>
-          <w:b w:val="0"/>
-        </w:rPr>
         <w:t>每改一版代码，就往 tools/make_doc.py 里追加新章节，然后任选一种方式重新生成文档：</w:t>
       </w:r>
     </w:p>
     <w:p>
       <w:pPr>
-        <w:spacing w:before="80" w:after="80"/>
+        <w:spacing w:before="60" w:after="140" w:line="300" w:lineRule="auto"/>
+        <w:ind w:left="198"/>
+        <w:shd w:val="clear" w:color="auto" w:fill="F4F6F8"/>
       </w:pPr>
       <w:r>
         <w:rPr>
-          <w:rFonts w:ascii="Consolas" w:hAnsi="Consolas"/>
-          <w:sz w:val="20"/>
+          <w:rFonts w:ascii="Consolas" w:hAnsi="Consolas" w:eastAsia="Microsoft YaHei"/>
+          <w:sz w:val="18"/>
         </w:rPr>
         <w:t>方式一（命令行）: python3 tools/make_doc.py</w:t>
         <w:br/>
@@ -2461,22 +2390,47 @@
       </w:r>
     </w:p>
     <w:p>
+      <w:pPr>
+        <w:ind w:left="198"/>
+      </w:pPr>
       <w:r>
         <w:rPr>
           <w:i/>
-          <w:color w:val="606060"/>
+          <w:color w:val="6B6B6B"/>
+          <w:sz w:val="20"/>
         </w:rPr>
         <w:t>笔记和代码在同一个仓库、一起提交——代码到哪一版，笔记就讲到哪一版。</w:t>
       </w:r>
     </w:p>
     <w:sectPr>
-      <w:pgSz w:w="12240" w:h="15840"/>
-      <w:pgMar w:top="1440" w:right="1800" w:bottom="1440" w:left="1800" w:header="720" w:footer="720" w:gutter="0"/>
+      <w:footerReference w:type="default" r:id="rId9"/>
+      <w:pgSz w:w="11906" w:h="16838"/>
+      <w:pgMar w:top="1304" w:right="1361" w:bottom="1304" w:left="1361" w:header="720" w:footer="720" w:gutter="0"/>
       <w:cols w:space="720"/>
       <w:docGrid w:linePitch="360"/>
     </w:sectPr>
   </w:body>
 </w:document>
+</file>
+
+<file path=word/footer1.xml><?xml version="1.0" encoding="utf-8"?>
+<w:ftr xmlns:m="http://schemas.openxmlformats.org/officeDocument/2006/math" xmlns:mc="http://schemas.openxmlformats.org/markup-compatibility/2006" xmlns:mo="http://schemas.microsoft.com/office/mac/office/2008/main" xmlns:mv="urn:schemas-microsoft-com:mac:vml" xmlns:o="urn:schemas-microsoft-com:office:office" xmlns:r="http://schemas.openxmlformats.org/officeDocument/2006/relationships" xmlns:v="urn:schemas-microsoft-com:vml" xmlns:w10="urn:schemas-microsoft-com:office:word" xmlns:w14="http://schemas.microsoft.com/office/word/2010/wordml" xmlns:w="http://schemas.openxmlformats.org/wordprocessingml/2006/main" xmlns:wne="http://schemas.microsoft.com/office/word/2006/wordml" xmlns:wp14="http://schemas.microsoft.com/office/word/2010/wordprocessingDrawing" xmlns:wp="http://schemas.openxmlformats.org/drawingml/2006/wordprocessingDrawing" xmlns:wpc="http://schemas.microsoft.com/office/word/2010/wordprocessingCanvas" xmlns:wpg="http://schemas.microsoft.com/office/word/2010/wordprocessingGroup" xmlns:wpi="http://schemas.microsoft.com/office/word/2010/wordprocessingInk" xmlns:wps="http://schemas.microsoft.com/office/word/2010/wordprocessingShape" mc:Ignorable="w14 wp14">
+  <w:p>
+    <w:pPr>
+      <w:pStyle w:val="Footer"/>
+      <w:jc w:val="center"/>
+    </w:pPr>
+    <w:r>
+      <w:rPr>
+        <w:color w:val="6B6B6B"/>
+        <w:sz w:val="18"/>
+      </w:rPr>
+      <w:fldChar w:fldCharType="begin"/>
+      <w:instrText xml:space="preserve">PAGE</w:instrText>
+      <w:fldChar w:fldCharType="end"/>
+    </w:r>
+  </w:p>
+</w:ftr>
 </file>
 
 <file path=word/numbering.xml><?xml version="1.0" encoding="utf-8"?>
@@ -2842,9 +2796,13 @@
     <w:name w:val="Normal"/>
     <w:qFormat/>
     <w:rsid w:val="00FC693F"/>
+    <w:pPr>
+      <w:spacing w:line="336" w:lineRule="auto" w:after="100"/>
+    </w:pPr>
     <w:rPr>
       <w:rFonts w:ascii="Microsoft YaHei" w:hAnsi="Microsoft YaHei" w:eastAsia="Microsoft YaHei"/>
-      <w:sz w:val="22"/>
+      <w:color w:val="222222"/>
+      <w:sz w:val="21"/>
     </w:rPr>
   </w:style>
   <w:style w:type="paragraph" w:styleId="Header">
@@ -2902,15 +2860,16 @@
     <w:pPr>
       <w:keepNext/>
       <w:keepLines/>
-      <w:spacing w:before="480" w:after="0"/>
+      <w:spacing w:before="200" w:after="100" w:line="288" w:lineRule="auto"/>
       <w:outlineLvl w:val="0"/>
     </w:pPr>
     <w:rPr>
-      <w:rFonts w:asciiTheme="majorHAnsi" w:eastAsiaTheme="majorEastAsia" w:hAnsiTheme="majorHAnsi" w:cstheme="majorBidi"/>
+      <w:rFonts w:asciiTheme="majorHAnsi" w:eastAsiaTheme="majorEastAsia" w:hAnsiTheme="majorHAnsi" w:cstheme="majorBidi" w:ascii="Microsoft YaHei" w:hAnsi="Microsoft YaHei" w:eastAsia="Microsoft YaHei"/>
       <w:b/>
       <w:bCs/>
-      <w:color w:val="365F91" w:themeColor="accent1" w:themeShade="BF"/>
-      <w:sz w:val="28"/>
+      <w:i w:val="0"/>
+      <w:color w:val="1B3A5C"/>
+      <w:sz w:val="38"/>
       <w:szCs w:val="28"/>
     </w:rPr>
   </w:style>
@@ -2926,15 +2885,16 @@
     <w:pPr>
       <w:keepNext/>
       <w:keepLines/>
-      <w:spacing w:before="200" w:after="0"/>
+      <w:spacing w:before="240" w:after="100" w:line="288" w:lineRule="auto"/>
       <w:outlineLvl w:val="1"/>
     </w:pPr>
     <w:rPr>
-      <w:rFonts w:asciiTheme="majorHAnsi" w:eastAsiaTheme="majorEastAsia" w:hAnsiTheme="majorHAnsi" w:cstheme="majorBidi"/>
+      <w:rFonts w:asciiTheme="majorHAnsi" w:eastAsiaTheme="majorEastAsia" w:hAnsiTheme="majorHAnsi" w:cstheme="majorBidi" w:ascii="Microsoft YaHei" w:hAnsi="Microsoft YaHei" w:eastAsia="Microsoft YaHei"/>
       <w:b/>
       <w:bCs/>
-      <w:color w:val="4F81BD" w:themeColor="accent1"/>
-      <w:sz w:val="26"/>
+      <w:i w:val="0"/>
+      <w:color w:val="2A5A84"/>
+      <w:sz w:val="28"/>
       <w:szCs w:val="26"/>
     </w:rPr>
   </w:style>
@@ -2950,14 +2910,16 @@
     <w:pPr>
       <w:keepNext/>
       <w:keepLines/>
-      <w:spacing w:before="200" w:after="0"/>
+      <w:spacing w:before="200" w:after="100" w:line="288" w:lineRule="auto"/>
       <w:outlineLvl w:val="2"/>
     </w:pPr>
     <w:rPr>
-      <w:rFonts w:asciiTheme="majorHAnsi" w:eastAsiaTheme="majorEastAsia" w:hAnsiTheme="majorHAnsi" w:cstheme="majorBidi"/>
+      <w:rFonts w:asciiTheme="majorHAnsi" w:eastAsiaTheme="majorEastAsia" w:hAnsiTheme="majorHAnsi" w:cstheme="majorBidi" w:ascii="Microsoft YaHei" w:hAnsi="Microsoft YaHei" w:eastAsia="Microsoft YaHei"/>
       <w:b/>
       <w:bCs/>
-      <w:color w:val="4F81BD" w:themeColor="accent1"/>
+      <w:i w:val="0"/>
+      <w:color w:val="3D5A73"/>
+      <w:sz w:val="24"/>
     </w:rPr>
   </w:style>
   <w:style w:type="paragraph" w:styleId="Heading4">
@@ -3195,11 +3157,13 @@
       <w:contextualSpacing/>
     </w:pPr>
     <w:rPr>
-      <w:rFonts w:asciiTheme="majorHAnsi" w:eastAsiaTheme="majorEastAsia" w:hAnsiTheme="majorHAnsi" w:cstheme="majorBidi"/>
-      <w:color w:val="17365D" w:themeColor="text2" w:themeShade="BF"/>
+      <w:rFonts w:asciiTheme="majorHAnsi" w:eastAsiaTheme="majorEastAsia" w:hAnsiTheme="majorHAnsi" w:cstheme="majorBidi" w:ascii="Microsoft YaHei" w:hAnsi="Microsoft YaHei" w:eastAsia="Microsoft YaHei"/>
+      <w:b/>
+      <w:i w:val="0"/>
+      <w:color w:val="1B3A5C"/>
       <w:spacing w:val="5"/>
       <w:kern w:val="28"/>
-      <w:sz w:val="52"/>
+      <w:sz w:val="60"/>
       <w:szCs w:val="52"/>
     </w:rPr>
   </w:style>
@@ -3373,6 +3337,7 @@
       <w:numPr>
         <w:numId w:val="1"/>
       </w:numPr>
+      <w:spacing w:line="324" w:lineRule="auto" w:after="40"/>
       <w:contextualSpacing/>
     </w:pPr>
   </w:style>

--- a/docs/pcaptool学习笔记.docx
+++ b/docs/pcaptool学习笔记.docx
@@ -1759,6 +1759,58 @@
       </w:r>
     </w:p>
     <w:p>
+      <w:pPr>
+        <w:jc w:val="center"/>
+      </w:pPr>
+      <w:r>
+        <w:drawing>
+          <wp:inline xmlns:a="http://schemas.openxmlformats.org/drawingml/2006/main" xmlns:pic="http://schemas.openxmlformats.org/drawingml/2006/picture">
+            <wp:extent cx="5220000" cy="2191660"/>
+            <wp:docPr id="1" name="Picture 1"/>
+            <wp:cNvGraphicFramePr>
+              <a:graphicFrameLocks noChangeAspect="1"/>
+            </wp:cNvGraphicFramePr>
+            <a:graphic>
+              <a:graphicData uri="http://schemas.openxmlformats.org/drawingml/2006/picture">
+                <pic:pic>
+                  <pic:nvPicPr>
+                    <pic:cNvPr id="0" name="d09_sort.png"/>
+                    <pic:cNvPicPr/>
+                  </pic:nvPicPr>
+                  <pic:blipFill>
+                    <a:blip r:embed="rId10"/>
+                    <a:stretch>
+                      <a:fillRect/>
+                    </a:stretch>
+                  </pic:blipFill>
+                  <pic:spPr>
+                    <a:xfrm>
+                      <a:off x="0" y="0"/>
+                      <a:ext cx="5220000" cy="2191660"/>
+                    </a:xfrm>
+                    <a:prstGeom prst="rect"/>
+                  </pic:spPr>
+                </pic:pic>
+              </a:graphicData>
+            </a:graphic>
+          </wp:inline>
+        </w:drawing>
+      </w:r>
+    </w:p>
+    <w:p>
+      <w:pPr>
+        <w:jc w:val="center"/>
+      </w:pPr>
+      <w:r>
+        <w:rPr>
+          <w:i/>
+          <w:color w:val="6B6B6B"/>
+          <w:sz w:val="19"/>
+        </w:rPr>
+        <w:t>图 9-1：选择排序的过程——每轮挑出最大的放到前面</w:t>
+      </w:r>
+    </w:p>
+    <w:p>
       <w:r>
         <w:t>「每个 IP 出现几次」要一张能按 key 累计的小表。最朴素的实现：小数组 + 线性查找——来一个 key 从头找一遍，有就次数 +1，没有就新增一行。数据量小的时候又快又简单。</w:t>
       </w:r>
@@ -1925,6 +1977,58 @@
       </w:pPr>
       <w:r>
         <w:t>10.1 条件存进一个小结构体</w:t>
+      </w:r>
+    </w:p>
+    <w:p>
+      <w:pPr>
+        <w:jc w:val="center"/>
+      </w:pPr>
+      <w:r>
+        <w:drawing>
+          <wp:inline xmlns:a="http://schemas.openxmlformats.org/drawingml/2006/main" xmlns:pic="http://schemas.openxmlformats.org/drawingml/2006/picture">
+            <wp:extent cx="5220000" cy="2610000"/>
+            <wp:docPr id="2" name="Picture 2"/>
+            <wp:cNvGraphicFramePr>
+              <a:graphicFrameLocks noChangeAspect="1"/>
+            </wp:cNvGraphicFramePr>
+            <a:graphic>
+              <a:graphicData uri="http://schemas.openxmlformats.org/drawingml/2006/picture">
+                <pic:pic>
+                  <pic:nvPicPr>
+                    <pic:cNvPr id="0" name="d10_filter.png"/>
+                    <pic:cNvPicPr/>
+                  </pic:nvPicPr>
+                  <pic:blipFill>
+                    <a:blip r:embed="rId11"/>
+                    <a:stretch>
+                      <a:fillRect/>
+                    </a:stretch>
+                  </pic:blipFill>
+                  <pic:spPr>
+                    <a:xfrm>
+                      <a:off x="0" y="0"/>
+                      <a:ext cx="5220000" cy="2610000"/>
+                    </a:xfrm>
+                    <a:prstGeom prst="rect"/>
+                  </pic:spPr>
+                </pic:pic>
+              </a:graphicData>
+            </a:graphic>
+          </wp:inline>
+        </w:drawing>
+      </w:r>
+    </w:p>
+    <w:p>
+      <w:pPr>
+        <w:jc w:val="center"/>
+      </w:pPr>
+      <w:r>
+        <w:rPr>
+          <w:i/>
+          <w:color w:val="6B6B6B"/>
+          <w:sz w:val="19"/>
+        </w:rPr>
+        <w:t>图 10-1：过滤器就像三道闸门——任何一道说「不」，包就被跳过</w:t>
       </w:r>
     </w:p>
     <w:p>
